--- a/dic/خطابات جاهزة لتعديل/الغاء رحلة خطوط.docx
+++ b/dic/خطابات جاهزة لتعديل/الغاء رحلة خطوط.docx
@@ -6,6 +6,7 @@
       <w:pPr>
         <w:pStyle w:val="2"/>
         <w:rPr>
+          <w:rFonts w:hint="cs"/>
           <w:rtl/>
         </w:rPr>
       </w:pPr>
@@ -27,9 +28,86 @@
     </w:p>
     <w:p>
       <w:pPr>
+        <w:tabs>
+          <w:tab w:val="left" w:pos="3491"/>
+        </w:tabs>
         <w:rPr>
           <w:rFonts w:asciiTheme="minorBidi" w:hAnsiTheme="minorBidi"/>
           <w:rtl/>
+        </w:rPr>
+      </w:pPr>
+      <w:r>
+        <w:rPr>
+          <w:rFonts w:asciiTheme="minorBidi" w:hAnsiTheme="minorBidi"/>
+          <w:rtl/>
+        </w:rPr>
+        <w:tab/>
+      </w:r>
+      <w:proofErr w:type="gramStart"/>
+      <w:r>
+        <w:rPr>
+          <w:rFonts w:asciiTheme="minorBidi" w:hAnsiTheme="minorBidi" w:hint="cs"/>
+          <w:color w:val="FF0000"/>
+          <w:rtl/>
+        </w:rPr>
+        <w:t xml:space="preserve">( </w:t>
+      </w:r>
+      <w:r>
+        <w:rPr>
+          <w:rFonts w:asciiTheme="minorBidi" w:hAnsiTheme="minorBidi" w:cs="AL-Mateen" w:hint="eastAsia"/>
+          <w:b/>
+          <w:bCs/>
+          <w:color w:val="FF0000"/>
+          <w:sz w:val="36"/>
+          <w:szCs w:val="36"/>
+          <w:rtl/>
+        </w:rPr>
+        <w:t>الغاء</w:t>
+      </w:r>
+      <w:proofErr w:type="gramEnd"/>
+      <w:r>
+        <w:rPr>
+          <w:rFonts w:asciiTheme="minorBidi" w:hAnsiTheme="minorBidi" w:cs="AL-Mateen"/>
+          <w:b/>
+          <w:bCs/>
+          <w:color w:val="FF0000"/>
+          <w:sz w:val="36"/>
+          <w:szCs w:val="36"/>
+          <w:rtl/>
+        </w:rPr>
+        <w:t xml:space="preserve"> </w:t>
+      </w:r>
+      <w:r>
+        <w:rPr>
+          <w:rFonts w:asciiTheme="minorBidi" w:hAnsiTheme="minorBidi" w:cs="AL-Mateen" w:hint="eastAsia"/>
+          <w:b/>
+          <w:bCs/>
+          <w:color w:val="FF0000"/>
+          <w:sz w:val="36"/>
+          <w:szCs w:val="36"/>
+          <w:rtl/>
+        </w:rPr>
+        <w:t>رحلة</w:t>
+      </w:r>
+      <w:r>
+        <w:rPr>
+          <w:rFonts w:asciiTheme="minorBidi" w:hAnsiTheme="minorBidi" w:cs="AL-Mateen" w:hint="cs"/>
+          <w:b/>
+          <w:bCs/>
+          <w:color w:val="FF0000"/>
+          <w:sz w:val="36"/>
+          <w:szCs w:val="36"/>
+          <w:rtl/>
+        </w:rPr>
+        <w:t>)</w:t>
+      </w:r>
+    </w:p>
+    <w:p>
+      <w:pPr>
+        <w:rPr>
+          <w:rFonts w:asciiTheme="minorBidi" w:hAnsiTheme="minorBidi"/>
+          <w:sz w:val="36"/>
+          <w:szCs w:val="36"/>
         </w:rPr>
       </w:pPr>
     </w:p>
@@ -37,24 +115,806 @@
       <w:pPr>
         <w:rPr>
           <w:rFonts w:asciiTheme="minorBidi" w:hAnsiTheme="minorBidi"/>
-          <w:sz w:val="36"/>
-          <w:szCs w:val="36"/>
+          <w:color w:val="000000" w:themeColor="text1"/>
+          <w:sz w:val="32"/>
+          <w:szCs w:val="32"/>
         </w:rPr>
       </w:pPr>
     </w:p>
     <w:p>
       <w:pPr>
         <w:rPr>
+          <w:rFonts w:asciiTheme="minorBidi" w:hAnsiTheme="minorBidi" w:cs="AL-Mateen"/>
+          <w:b/>
+          <w:bCs/>
+          <w:color w:val="000000" w:themeColor="text1"/>
+          <w:sz w:val="36"/>
+          <w:szCs w:val="36"/>
+          <w:rtl/>
+        </w:rPr>
+      </w:pPr>
+      <w:r>
+        <w:rPr>
+          <w:rFonts w:asciiTheme="minorBidi" w:hAnsiTheme="minorBidi" w:cs="AL-Mateen"/>
+          <w:b/>
+          <w:bCs/>
+          <w:color w:val="000000" w:themeColor="text1"/>
+          <w:sz w:val="36"/>
+          <w:szCs w:val="36"/>
+          <w:rtl/>
+        </w:rPr>
+        <w:t xml:space="preserve">سعادة مدير جوازات مطار الملك خالد الدولي                     الموقر                    </w:t>
+      </w:r>
+    </w:p>
+    <w:p>
+      <w:pPr>
+        <w:rPr>
           <w:rFonts w:asciiTheme="minorBidi" w:hAnsiTheme="minorBidi"/>
-          <w:color w:val="000000" w:themeColor="text1"/>
-          <w:sz w:val="32"/>
-          <w:szCs w:val="32"/>
+          <w:b/>
+          <w:bCs/>
+          <w:color w:val="000000" w:themeColor="text1"/>
+          <w:sz w:val="36"/>
+          <w:szCs w:val="36"/>
+          <w:rtl/>
+        </w:rPr>
+      </w:pPr>
+      <w:r>
+        <w:rPr>
+          <w:rFonts w:asciiTheme="minorBidi" w:hAnsiTheme="minorBidi" w:cs="AL-Mateen"/>
+          <w:b/>
+          <w:bCs/>
+          <w:color w:val="000000" w:themeColor="text1"/>
+          <w:sz w:val="32"/>
+          <w:szCs w:val="32"/>
+          <w:rtl/>
+        </w:rPr>
+        <w:t>   </w:t>
+      </w:r>
+      <w:r>
+        <w:rPr>
+          <w:rFonts w:asciiTheme="minorBidi" w:hAnsiTheme="minorBidi" w:cs="AL-Mateen"/>
+          <w:b/>
+          <w:bCs/>
+          <w:color w:val="000000" w:themeColor="text1"/>
+          <w:sz w:val="36"/>
+          <w:szCs w:val="36"/>
+          <w:rtl/>
+        </w:rPr>
+        <w:t xml:space="preserve">السلام عليكم ورحمة الله </w:t>
+      </w:r>
+      <w:proofErr w:type="gramStart"/>
+      <w:r>
+        <w:rPr>
+          <w:rFonts w:asciiTheme="minorBidi" w:hAnsiTheme="minorBidi" w:cs="AL-Mateen"/>
+          <w:b/>
+          <w:bCs/>
+          <w:color w:val="000000" w:themeColor="text1"/>
+          <w:sz w:val="36"/>
+          <w:szCs w:val="36"/>
+          <w:rtl/>
+        </w:rPr>
+        <w:t>وبركاته،،،</w:t>
+      </w:r>
+      <w:proofErr w:type="gramEnd"/>
+      <w:r>
+        <w:rPr>
+          <w:rFonts w:asciiTheme="minorBidi" w:hAnsiTheme="minorBidi" w:cs="AL-Mateen"/>
+          <w:b/>
+          <w:bCs/>
+          <w:color w:val="000000" w:themeColor="text1"/>
+          <w:sz w:val="36"/>
+          <w:szCs w:val="36"/>
+          <w:rtl/>
+        </w:rPr>
+        <w:t>وبعد:</w:t>
+      </w:r>
+    </w:p>
+    <w:p>
+      <w:pPr>
+        <w:ind w:left="-1050" w:right="-1134"/>
+        <w:rPr>
+          <w:rFonts w:asciiTheme="minorBidi" w:hAnsiTheme="minorBidi" w:cs="AL-Mohanad Bold"/>
+          <w:color w:val="000000" w:themeColor="text1"/>
+          <w:sz w:val="32"/>
+          <w:szCs w:val="32"/>
+          <w:rtl/>
+        </w:rPr>
+      </w:pPr>
+      <w:r>
+        <w:rPr>
+          <w:rFonts w:asciiTheme="minorBidi" w:hAnsiTheme="minorBidi" w:cs="AL-Mohanad Bold"/>
+          <w:color w:val="000000" w:themeColor="text1"/>
+          <w:sz w:val="32"/>
+          <w:szCs w:val="32"/>
+          <w:rtl/>
+        </w:rPr>
+        <w:t xml:space="preserve">نفيد سعادتكم انه اثناء استلامنا لهذا اليوم </w:t>
+      </w:r>
+      <w:proofErr w:type="gramStart"/>
+      <w:r>
+        <w:rPr>
+          <w:rFonts w:asciiTheme="minorBidi" w:hAnsiTheme="minorBidi" w:cs="AL-Mohanad Bold" w:hint="cs"/>
+          <w:color w:val="000000" w:themeColor="text1"/>
+          <w:sz w:val="32"/>
+          <w:szCs w:val="32"/>
+          <w:rtl/>
+        </w:rPr>
+        <w:t>( )</w:t>
+      </w:r>
+      <w:proofErr w:type="gramEnd"/>
+      <w:r>
+        <w:rPr>
+          <w:rFonts w:asciiTheme="minorBidi" w:hAnsiTheme="minorBidi" w:cs="AL-Mohanad Bold"/>
+          <w:color w:val="000000" w:themeColor="text1"/>
+          <w:sz w:val="32"/>
+          <w:szCs w:val="32"/>
+          <w:rtl/>
+        </w:rPr>
+        <w:t xml:space="preserve"> الموافق </w:t>
+      </w:r>
+      <w:r>
+        <w:rPr>
+          <w:rFonts w:asciiTheme="minorBidi" w:hAnsiTheme="minorBidi" w:cs="AL-Mohanad Bold" w:hint="cs"/>
+          <w:color w:val="000000" w:themeColor="text1"/>
+          <w:sz w:val="32"/>
+          <w:szCs w:val="32"/>
+          <w:rtl/>
+        </w:rPr>
+        <w:t xml:space="preserve"> </w:t>
+      </w:r>
+      <w:r>
+        <w:rPr>
+          <w:rFonts w:asciiTheme="minorBidi" w:hAnsiTheme="minorBidi" w:cs="AL-Mohanad Bold"/>
+          <w:color w:val="000000" w:themeColor="text1"/>
+          <w:sz w:val="32"/>
+          <w:szCs w:val="32"/>
+          <w:rtl/>
+        </w:rPr>
+        <w:t>/</w:t>
+      </w:r>
+      <w:r>
+        <w:rPr>
+          <w:rFonts w:asciiTheme="minorBidi" w:hAnsiTheme="minorBidi" w:cs="AL-Mohanad Bold" w:hint="cs"/>
+          <w:color w:val="000000" w:themeColor="text1"/>
+          <w:sz w:val="32"/>
+          <w:szCs w:val="32"/>
+          <w:rtl/>
+        </w:rPr>
+        <w:t xml:space="preserve">  </w:t>
+      </w:r>
+      <w:r>
+        <w:rPr>
+          <w:rFonts w:asciiTheme="minorBidi" w:hAnsiTheme="minorBidi" w:cs="AL-Mohanad Bold"/>
+          <w:color w:val="000000" w:themeColor="text1"/>
+          <w:sz w:val="32"/>
+          <w:szCs w:val="32"/>
+          <w:rtl/>
+        </w:rPr>
+        <w:t>/</w:t>
+      </w:r>
+      <w:r>
+        <w:rPr>
+          <w:rFonts w:ascii="Times New Roman" w:hAnsi="Times New Roman" w:cs="Times New Roman" w:hint="cs"/>
+          <w:color w:val="000000" w:themeColor="text1"/>
+          <w:sz w:val="32"/>
+          <w:szCs w:val="32"/>
+          <w:rtl/>
+        </w:rPr>
+        <w:t>١٤٤٦</w:t>
+      </w:r>
+      <w:r>
+        <w:rPr>
+          <w:rFonts w:asciiTheme="minorBidi" w:hAnsiTheme="minorBidi" w:cs="AL-Mohanad Bold" w:hint="cs"/>
+          <w:color w:val="000000" w:themeColor="text1"/>
+          <w:sz w:val="32"/>
+          <w:szCs w:val="32"/>
+          <w:rtl/>
+        </w:rPr>
+        <w:t>هـ</w:t>
+      </w:r>
+      <w:r>
+        <w:rPr>
+          <w:rFonts w:asciiTheme="minorBidi" w:hAnsiTheme="minorBidi" w:cs="AL-Mohanad Bold"/>
+          <w:color w:val="000000" w:themeColor="text1"/>
+          <w:sz w:val="32"/>
+          <w:szCs w:val="32"/>
+          <w:rtl/>
+        </w:rPr>
+        <w:t xml:space="preserve"> تم افادتنا من قبل الخطوط الناقلة بانه تم </w:t>
+      </w:r>
+      <w:bookmarkStart w:id="0" w:name="_Hlk183611475"/>
+      <w:r>
+        <w:rPr>
+          <w:rFonts w:asciiTheme="minorBidi" w:hAnsiTheme="minorBidi" w:cs="AL-Mohanad Bold"/>
+          <w:color w:val="000000" w:themeColor="text1"/>
+          <w:sz w:val="32"/>
+          <w:szCs w:val="32"/>
+          <w:rtl/>
+        </w:rPr>
+        <w:t xml:space="preserve">الغاء رحلة خطوط </w:t>
+      </w:r>
+      <w:bookmarkEnd w:id="0"/>
+      <w:r>
+        <w:rPr>
+          <w:rFonts w:asciiTheme="minorBidi" w:hAnsiTheme="minorBidi" w:cs="AL-Mohanad Bold" w:hint="cs"/>
+          <w:color w:val="000000" w:themeColor="text1"/>
+          <w:sz w:val="32"/>
+          <w:szCs w:val="32"/>
+          <w:rtl/>
+        </w:rPr>
+        <w:t>( )</w:t>
+      </w:r>
+      <w:r>
+        <w:rPr>
+          <w:rFonts w:asciiTheme="minorBidi" w:hAnsiTheme="minorBidi" w:cs="AL-Mohanad Bold"/>
+          <w:color w:val="000000" w:themeColor="text1"/>
+          <w:sz w:val="32"/>
+          <w:szCs w:val="32"/>
+          <w:rtl/>
+        </w:rPr>
+        <w:t xml:space="preserve"> رقم (</w:t>
+      </w:r>
+      <w:r>
+        <w:rPr>
+          <w:rFonts w:asciiTheme="minorBidi" w:hAnsiTheme="minorBidi" w:cs="AL-Mohanad Bold" w:hint="cs"/>
+          <w:color w:val="000000" w:themeColor="text1"/>
+          <w:sz w:val="32"/>
+          <w:szCs w:val="32"/>
+          <w:rtl/>
+        </w:rPr>
+        <w:t xml:space="preserve"> </w:t>
+      </w:r>
+      <w:r>
+        <w:rPr>
+          <w:rFonts w:asciiTheme="minorBidi" w:hAnsiTheme="minorBidi" w:cs="AL-Mohanad Bold"/>
+          <w:color w:val="000000" w:themeColor="text1"/>
+          <w:sz w:val="32"/>
+          <w:szCs w:val="32"/>
+          <w:rtl/>
+        </w:rPr>
+        <w:t xml:space="preserve">) </w:t>
+      </w:r>
+      <w:proofErr w:type="spellStart"/>
+      <w:r>
+        <w:rPr>
+          <w:rFonts w:asciiTheme="minorBidi" w:hAnsiTheme="minorBidi" w:cs="AL-Mohanad Bold"/>
+          <w:color w:val="000000" w:themeColor="text1"/>
+          <w:sz w:val="32"/>
+          <w:szCs w:val="32"/>
+          <w:rtl/>
+        </w:rPr>
+        <w:t>والمتهجة</w:t>
+      </w:r>
+      <w:proofErr w:type="spellEnd"/>
+      <w:r>
+        <w:rPr>
+          <w:rFonts w:asciiTheme="minorBidi" w:hAnsiTheme="minorBidi" w:cs="AL-Mohanad Bold"/>
+          <w:color w:val="000000" w:themeColor="text1"/>
+          <w:sz w:val="32"/>
+          <w:szCs w:val="32"/>
+          <w:rtl/>
+        </w:rPr>
+        <w:t xml:space="preserve"> الى </w:t>
+      </w:r>
+      <w:r>
+        <w:rPr>
+          <w:rFonts w:asciiTheme="minorBidi" w:hAnsiTheme="minorBidi" w:cs="AL-Mohanad Bold" w:hint="cs"/>
+          <w:color w:val="000000" w:themeColor="text1"/>
+          <w:sz w:val="32"/>
+          <w:szCs w:val="32"/>
+          <w:rtl/>
+        </w:rPr>
+        <w:t>( )</w:t>
+      </w:r>
+      <w:r>
+        <w:rPr>
+          <w:rFonts w:asciiTheme="minorBidi" w:hAnsiTheme="minorBidi" w:cs="AL-Mohanad Bold"/>
+          <w:color w:val="000000" w:themeColor="text1"/>
+          <w:sz w:val="32"/>
+          <w:szCs w:val="32"/>
+          <w:rtl/>
+        </w:rPr>
+        <w:t xml:space="preserve"> وعلى متنها (</w:t>
+      </w:r>
+      <w:r>
+        <w:rPr>
+          <w:rFonts w:asciiTheme="minorBidi" w:hAnsiTheme="minorBidi" w:cs="AL-Mohanad Bold" w:hint="cs"/>
+          <w:color w:val="000000" w:themeColor="text1"/>
+          <w:sz w:val="32"/>
+          <w:szCs w:val="32"/>
+          <w:rtl/>
+        </w:rPr>
+        <w:t xml:space="preserve"> </w:t>
+      </w:r>
+      <w:r>
+        <w:rPr>
+          <w:rFonts w:asciiTheme="minorBidi" w:hAnsiTheme="minorBidi" w:cs="AL-Mohanad Bold"/>
+          <w:color w:val="000000" w:themeColor="text1"/>
+          <w:sz w:val="32"/>
+          <w:szCs w:val="32"/>
+          <w:rtl/>
+        </w:rPr>
+        <w:t>) راكبا وبناء على خطاب الخطوط تم الغاء خروج الركاب.</w:t>
+      </w:r>
+    </w:p>
+    <w:p>
+      <w:pPr>
+        <w:ind w:left="-1050" w:right="-1134"/>
+        <w:rPr>
+          <w:rFonts w:asciiTheme="minorBidi" w:hAnsiTheme="minorBidi" w:cs="AL-Mohanad Bold"/>
+          <w:color w:val="000000" w:themeColor="text1"/>
+          <w:sz w:val="32"/>
+          <w:szCs w:val="32"/>
+          <w:rtl/>
+        </w:rPr>
+      </w:pPr>
+      <w:r>
+        <w:rPr>
+          <w:rFonts w:asciiTheme="minorBidi" w:hAnsiTheme="minorBidi" w:cs="AL-Mohanad Bold"/>
+          <w:color w:val="000000" w:themeColor="text1"/>
+          <w:sz w:val="32"/>
+          <w:szCs w:val="32"/>
+          <w:rtl/>
+        </w:rPr>
+        <w:t xml:space="preserve">مرفق لسعادتكم تقرير الرحلات قبل الالغاء </w:t>
+      </w:r>
+      <w:proofErr w:type="gramStart"/>
+      <w:r>
+        <w:rPr>
+          <w:rFonts w:asciiTheme="minorBidi" w:hAnsiTheme="minorBidi" w:cs="AL-Mohanad Bold"/>
+          <w:color w:val="000000" w:themeColor="text1"/>
+          <w:sz w:val="32"/>
+          <w:szCs w:val="32"/>
+          <w:rtl/>
+        </w:rPr>
+        <w:t>(</w:t>
+      </w:r>
+      <w:r>
+        <w:rPr>
+          <w:rFonts w:asciiTheme="minorBidi" w:hAnsiTheme="minorBidi" w:cs="AL-Mohanad Bold" w:hint="cs"/>
+          <w:color w:val="000000" w:themeColor="text1"/>
+          <w:sz w:val="32"/>
+          <w:szCs w:val="32"/>
+          <w:rtl/>
+        </w:rPr>
+        <w:t xml:space="preserve"> </w:t>
+      </w:r>
+      <w:r>
+        <w:rPr>
+          <w:rFonts w:asciiTheme="minorBidi" w:hAnsiTheme="minorBidi" w:cs="AL-Mohanad Bold"/>
+          <w:color w:val="000000" w:themeColor="text1"/>
+          <w:sz w:val="32"/>
+          <w:szCs w:val="32"/>
+          <w:rtl/>
+        </w:rPr>
+        <w:t>)</w:t>
+      </w:r>
+      <w:proofErr w:type="gramEnd"/>
+      <w:r>
+        <w:rPr>
+          <w:rFonts w:asciiTheme="minorBidi" w:hAnsiTheme="minorBidi" w:cs="AL-Mohanad Bold"/>
+          <w:color w:val="000000" w:themeColor="text1"/>
+          <w:sz w:val="32"/>
+          <w:szCs w:val="32"/>
+          <w:rtl/>
+        </w:rPr>
+        <w:t xml:space="preserve"> راكباً</w:t>
+      </w:r>
+      <w:r>
+        <w:rPr>
+          <w:rFonts w:asciiTheme="minorBidi" w:hAnsiTheme="minorBidi" w:cs="AL-Mohanad Bold" w:hint="cs"/>
+          <w:color w:val="000000" w:themeColor="text1"/>
+          <w:sz w:val="32"/>
+          <w:szCs w:val="32"/>
+          <w:rtl/>
+        </w:rPr>
+        <w:t xml:space="preserve"> + </w:t>
+      </w:r>
+      <w:r>
+        <w:rPr>
+          <w:rFonts w:asciiTheme="minorBidi" w:hAnsiTheme="minorBidi" w:cs="AL-Mohanad Bold"/>
+          <w:color w:val="000000" w:themeColor="text1"/>
+          <w:sz w:val="32"/>
+          <w:szCs w:val="32"/>
+          <w:rtl/>
+        </w:rPr>
+        <w:t>شريحة</w:t>
+      </w:r>
+      <w:r>
+        <w:rPr>
+          <w:rFonts w:asciiTheme="minorBidi" w:hAnsiTheme="minorBidi" w:cs="AL-Mohanad Bold" w:hint="cs"/>
+          <w:color w:val="000000" w:themeColor="text1"/>
+          <w:sz w:val="32"/>
+          <w:szCs w:val="32"/>
+          <w:rtl/>
+        </w:rPr>
+        <w:t xml:space="preserve"> الحاسب الالي</w:t>
+      </w:r>
+      <w:r>
+        <w:rPr>
+          <w:rFonts w:asciiTheme="minorBidi" w:hAnsiTheme="minorBidi" w:cs="AL-Mohanad Bold"/>
+          <w:color w:val="000000" w:themeColor="text1"/>
+          <w:sz w:val="32"/>
+          <w:szCs w:val="32"/>
+          <w:rtl/>
+        </w:rPr>
+        <w:t xml:space="preserve"> </w:t>
+      </w:r>
+      <w:r>
+        <w:rPr>
+          <w:rFonts w:asciiTheme="minorBidi" w:hAnsiTheme="minorBidi" w:cs="AL-Mohanad Bold" w:hint="cs"/>
+          <w:color w:val="000000" w:themeColor="text1"/>
+          <w:sz w:val="32"/>
+          <w:szCs w:val="32"/>
+          <w:rtl/>
+        </w:rPr>
+        <w:t>لبرنامج</w:t>
+      </w:r>
+      <w:r>
+        <w:rPr>
+          <w:rFonts w:asciiTheme="minorBidi" w:hAnsiTheme="minorBidi" w:cs="AL-Mohanad Bold"/>
+          <w:color w:val="000000" w:themeColor="text1"/>
+          <w:sz w:val="32"/>
+          <w:szCs w:val="32"/>
+          <w:rtl/>
+        </w:rPr>
+        <w:t xml:space="preserve"> تسجيل المسافرين (سيتا) بعد الغاء الركاب + خطاب الخطوط</w:t>
+      </w:r>
+    </w:p>
+    <w:p>
+      <w:pPr>
+        <w:rPr>
+          <w:rFonts w:asciiTheme="minorBidi" w:hAnsiTheme="minorBidi" w:cs="AL-Mohanad Bold"/>
+          <w:color w:val="000000" w:themeColor="text1"/>
+          <w:sz w:val="36"/>
+          <w:szCs w:val="36"/>
+          <w:rtl/>
         </w:rPr>
       </w:pPr>
     </w:p>
     <w:p>
       <w:pPr>
         <w:rPr>
+          <w:rFonts w:asciiTheme="minorBidi" w:hAnsiTheme="minorBidi" w:cs="AL-Mateen"/>
+          <w:color w:val="000000" w:themeColor="text1"/>
+          <w:sz w:val="32"/>
+          <w:szCs w:val="32"/>
+          <w:rtl/>
+        </w:rPr>
+      </w:pPr>
+      <w:r>
+        <w:rPr>
+          <w:rFonts w:asciiTheme="minorBidi" w:hAnsiTheme="minorBidi"/>
+          <w:color w:val="000000" w:themeColor="text1"/>
+          <w:sz w:val="36"/>
+          <w:szCs w:val="36"/>
+          <w:rtl/>
+        </w:rPr>
+        <w:t xml:space="preserve">  </w:t>
+      </w:r>
+      <w:r>
+        <w:rPr>
+          <w:rFonts w:asciiTheme="minorBidi" w:hAnsiTheme="minorBidi" w:cs="AL-Mateen"/>
+          <w:b/>
+          <w:bCs/>
+          <w:color w:val="000000" w:themeColor="text1"/>
+          <w:sz w:val="32"/>
+          <w:szCs w:val="32"/>
+          <w:rtl/>
+        </w:rPr>
+        <w:t xml:space="preserve">هذا ما لزم الرفع به لسعادتكم بأمل الاطلاع </w:t>
+      </w:r>
+      <w:proofErr w:type="gramStart"/>
+      <w:r>
+        <w:rPr>
+          <w:rFonts w:asciiTheme="minorBidi" w:hAnsiTheme="minorBidi" w:cs="AL-Mateen"/>
+          <w:b/>
+          <w:bCs/>
+          <w:color w:val="000000" w:themeColor="text1"/>
+          <w:sz w:val="32"/>
+          <w:szCs w:val="32"/>
+          <w:rtl/>
+        </w:rPr>
+        <w:t>والإحاطة ،</w:t>
+      </w:r>
+      <w:proofErr w:type="gramEnd"/>
+      <w:r>
+        <w:rPr>
+          <w:rFonts w:asciiTheme="minorBidi" w:hAnsiTheme="minorBidi" w:cs="AL-Mateen"/>
+          <w:b/>
+          <w:bCs/>
+          <w:color w:val="000000" w:themeColor="text1"/>
+          <w:sz w:val="32"/>
+          <w:szCs w:val="32"/>
+          <w:rtl/>
+        </w:rPr>
+        <w:t xml:space="preserve">،، والسلام عليكم </w:t>
+      </w:r>
+      <w:r>
+        <w:rPr>
+          <w:rFonts w:asciiTheme="minorBidi" w:hAnsiTheme="minorBidi" w:cs="AL-Mateen"/>
+          <w:color w:val="000000" w:themeColor="text1"/>
+          <w:sz w:val="32"/>
+          <w:szCs w:val="32"/>
+          <w:rtl/>
+        </w:rPr>
+        <w:t> </w:t>
+      </w:r>
+    </w:p>
+    <w:tbl>
+      <w:tblPr>
+        <w:tblStyle w:val="ac"/>
+        <w:bidiVisual/>
+        <w:tblW w:w="5661" w:type="dxa"/>
+        <w:tblInd w:w="3068" w:type="dxa"/>
+        <w:tblBorders>
+          <w:top w:val="none" w:sz="0" w:space="0" w:color="auto"/>
+          <w:left w:val="none" w:sz="0" w:space="0" w:color="auto"/>
+          <w:bottom w:val="none" w:sz="0" w:space="0" w:color="auto"/>
+          <w:right w:val="none" w:sz="0" w:space="0" w:color="auto"/>
+          <w:insideH w:val="none" w:sz="0" w:space="0" w:color="auto"/>
+          <w:insideV w:val="none" w:sz="0" w:space="0" w:color="auto"/>
+        </w:tblBorders>
+        <w:tblLook w:val="04A0" w:firstRow="1" w:lastRow="0" w:firstColumn="1" w:lastColumn="0" w:noHBand="0" w:noVBand="1"/>
+      </w:tblPr>
+      <w:tblGrid>
+        <w:gridCol w:w="2116"/>
+        <w:gridCol w:w="3545"/>
+      </w:tblGrid>
+      <w:tr>
+        <w:tc>
+          <w:tcPr>
+            <w:tcW w:w="2116" w:type="dxa"/>
+          </w:tcPr>
+          <w:p>
+            <w:pPr>
+              <w:jc w:val="right"/>
+              <w:rPr>
+                <w:rFonts w:asciiTheme="minorBidi" w:hAnsiTheme="minorBidi" w:cs="AL-Mateen"/>
+                <w:b/>
+                <w:bCs/>
+                <w:color w:val="000000" w:themeColor="text1"/>
+                <w:sz w:val="36"/>
+                <w:szCs w:val="36"/>
+                <w:rtl/>
+              </w:rPr>
+            </w:pPr>
+          </w:p>
+        </w:tc>
+        <w:tc>
+          <w:tcPr>
+            <w:tcW w:w="3545" w:type="dxa"/>
+          </w:tcPr>
+          <w:p>
+            <w:pPr>
+              <w:jc w:val="center"/>
+              <w:rPr>
+                <w:sz w:val="36"/>
+                <w:szCs w:val="36"/>
+                <w:rtl/>
+              </w:rPr>
+            </w:pPr>
+            <w:r>
+              <w:rPr>
+                <w:rFonts w:asciiTheme="minorBidi" w:hAnsiTheme="minorBidi" w:cs="AL-Mateen"/>
+                <w:b/>
+                <w:bCs/>
+                <w:color w:val="000000" w:themeColor="text1"/>
+                <w:sz w:val="36"/>
+                <w:szCs w:val="36"/>
+                <w:rtl/>
+              </w:rPr>
+              <w:t xml:space="preserve">رئيس مناوبة </w:t>
+            </w:r>
+            <w:proofErr w:type="gramStart"/>
+            <w:r>
+              <w:rPr>
+                <w:rFonts w:asciiTheme="minorBidi" w:hAnsiTheme="minorBidi" w:cs="AL-Mateen"/>
+                <w:b/>
+                <w:bCs/>
+                <w:color w:val="000000" w:themeColor="text1"/>
+                <w:sz w:val="36"/>
+                <w:szCs w:val="36"/>
+                <w:rtl/>
+              </w:rPr>
+              <w:t>(</w:t>
+            </w:r>
+            <w:r>
+              <w:rPr>
+                <w:rFonts w:asciiTheme="minorBidi" w:hAnsiTheme="minorBidi" w:cs="AL-Mateen" w:hint="cs"/>
+                <w:b/>
+                <w:bCs/>
+                <w:color w:val="000000" w:themeColor="text1"/>
+                <w:sz w:val="36"/>
+                <w:szCs w:val="36"/>
+                <w:rtl/>
+              </w:rPr>
+              <w:t xml:space="preserve"> </w:t>
+            </w:r>
+            <w:bookmarkStart w:id="1" w:name="Shift1"/>
+            <w:bookmarkEnd w:id="1"/>
+            <w:r>
+              <w:rPr>
+                <w:rFonts w:asciiTheme="minorBidi" w:hAnsiTheme="minorBidi" w:cs="AL-Mateen" w:hint="cs"/>
+                <w:b/>
+                <w:bCs/>
+                <w:color w:val="000000" w:themeColor="text1"/>
+                <w:sz w:val="36"/>
+                <w:szCs w:val="36"/>
+                <w:rtl/>
+              </w:rPr>
+              <w:t xml:space="preserve"> </w:t>
+            </w:r>
+            <w:r>
+              <w:rPr>
+                <w:rFonts w:asciiTheme="minorBidi" w:hAnsiTheme="minorBidi" w:cs="AL-Mateen"/>
+                <w:b/>
+                <w:bCs/>
+                <w:color w:val="000000" w:themeColor="text1"/>
+                <w:sz w:val="36"/>
+                <w:szCs w:val="36"/>
+                <w:rtl/>
+              </w:rPr>
+              <w:t>)</w:t>
+            </w:r>
+            <w:proofErr w:type="gramEnd"/>
+            <w:r>
+              <w:rPr>
+                <w:rFonts w:asciiTheme="minorBidi" w:hAnsiTheme="minorBidi" w:cs="AL-Mateen"/>
+                <w:b/>
+                <w:bCs/>
+                <w:color w:val="000000" w:themeColor="text1"/>
+                <w:sz w:val="36"/>
+                <w:szCs w:val="36"/>
+                <w:rtl/>
+              </w:rPr>
+              <w:t xml:space="preserve"> مغادرة (</w:t>
+            </w:r>
+            <w:r>
+              <w:rPr>
+                <w:rFonts w:asciiTheme="minorBidi" w:hAnsiTheme="minorBidi" w:cs="AL-Mateen" w:hint="cs"/>
+                <w:b/>
+                <w:bCs/>
+                <w:color w:val="000000" w:themeColor="text1"/>
+                <w:sz w:val="36"/>
+                <w:szCs w:val="36"/>
+                <w:rtl/>
+              </w:rPr>
+              <w:t xml:space="preserve"> </w:t>
+            </w:r>
+            <w:bookmarkStart w:id="2" w:name="HallNumber1"/>
+            <w:bookmarkEnd w:id="2"/>
+            <w:r>
+              <w:rPr>
+                <w:rFonts w:asciiTheme="minorBidi" w:hAnsiTheme="minorBidi" w:cs="AL-Mateen"/>
+                <w:b/>
+                <w:bCs/>
+                <w:color w:val="000000" w:themeColor="text1"/>
+                <w:sz w:val="36"/>
+                <w:szCs w:val="36"/>
+                <w:rtl/>
+              </w:rPr>
+              <w:t xml:space="preserve"> )</w:t>
+            </w:r>
+          </w:p>
+        </w:tc>
+      </w:tr>
+      <w:tr>
+        <w:trPr>
+          <w:trHeight w:val="698"/>
+        </w:trPr>
+        <w:tc>
+          <w:tcPr>
+            <w:tcW w:w="2116" w:type="dxa"/>
+          </w:tcPr>
+          <w:p>
+            <w:pPr>
+              <w:jc w:val="right"/>
+              <w:rPr>
+                <w:rFonts w:asciiTheme="minorBidi" w:hAnsiTheme="minorBidi" w:cs="AL-Mateen" w:hint="cs"/>
+                <w:b/>
+                <w:bCs/>
+                <w:color w:val="000000" w:themeColor="text1"/>
+                <w:sz w:val="36"/>
+                <w:szCs w:val="36"/>
+                <w:rtl/>
+              </w:rPr>
+            </w:pPr>
+            <w:bookmarkStart w:id="3" w:name="Rank1"/>
+            <w:r>
+              <w:rPr>
+                <w:rFonts w:asciiTheme="minorBidi" w:hAnsiTheme="minorBidi" w:cs="AL-Mateen" w:hint="cs"/>
+                <w:b/>
+                <w:bCs/>
+                <w:color w:val="000000" w:themeColor="text1"/>
+                <w:sz w:val="36"/>
+                <w:szCs w:val="36"/>
+                <w:rtl/>
+              </w:rPr>
+              <w:t>........</w:t>
+            </w:r>
+            <w:bookmarkEnd w:id="3"/>
+            <w:r>
+              <w:rPr>
+                <w:rFonts w:cs="AL-Mateen" w:hint="cs"/>
+                <w:b/>
+                <w:bCs/>
+                <w:sz w:val="36"/>
+                <w:szCs w:val="36"/>
+                <w:rtl/>
+              </w:rPr>
+              <w:t>/</w:t>
+            </w:r>
+          </w:p>
+        </w:tc>
+        <w:tc>
+          <w:tcPr>
+            <w:tcW w:w="3545" w:type="dxa"/>
+          </w:tcPr>
+          <w:p>
+            <w:pPr>
+              <w:jc w:val="center"/>
+              <w:rPr>
+                <w:sz w:val="36"/>
+                <w:szCs w:val="36"/>
+                <w:rtl/>
+              </w:rPr>
+            </w:pPr>
+          </w:p>
+        </w:tc>
+      </w:tr>
+      <w:tr>
+        <w:tc>
+          <w:tcPr>
+            <w:tcW w:w="2116" w:type="dxa"/>
+          </w:tcPr>
+          <w:p>
+            <w:pPr>
+              <w:rPr>
+                <w:rFonts w:asciiTheme="minorBidi" w:hAnsiTheme="minorBidi" w:cs="AL-Mateen" w:hint="cs"/>
+                <w:b/>
+                <w:bCs/>
+                <w:color w:val="000000" w:themeColor="text1"/>
+                <w:sz w:val="36"/>
+                <w:szCs w:val="36"/>
+                <w:rtl/>
+              </w:rPr>
+            </w:pPr>
+          </w:p>
+        </w:tc>
+        <w:tc>
+          <w:tcPr>
+            <w:tcW w:w="3545" w:type="dxa"/>
+          </w:tcPr>
+          <w:p>
+            <w:pPr>
+              <w:jc w:val="center"/>
+              <w:rPr>
+                <w:sz w:val="36"/>
+                <w:szCs w:val="36"/>
+              </w:rPr>
+            </w:pPr>
+            <w:bookmarkStart w:id="4" w:name="OfficerName1"/>
+            <w:r>
+              <w:rPr>
+                <w:rFonts w:asciiTheme="minorBidi" w:hAnsiTheme="minorBidi" w:cs="AL-Mateen" w:hint="cs"/>
+                <w:b/>
+                <w:bCs/>
+                <w:color w:val="000000" w:themeColor="text1"/>
+                <w:sz w:val="36"/>
+                <w:szCs w:val="36"/>
+                <w:rtl/>
+              </w:rPr>
+              <w:t>......................</w:t>
+            </w:r>
+            <w:bookmarkEnd w:id="4"/>
+          </w:p>
+        </w:tc>
+      </w:tr>
+    </w:tbl>
+    <w:p>
+      <w:pPr>
+        <w:rPr>
           <w:rFonts w:asciiTheme="minorBidi" w:hAnsiTheme="minorBidi"/>
           <w:b/>
           <w:bCs/>
@@ -67,14 +927,12 @@
       <w:r>
         <w:rPr>
           <w:rFonts w:asciiTheme="minorBidi" w:hAnsiTheme="minorBidi"/>
-          <w:b/>
-          <w:bCs/>
           <w:color w:val="000000" w:themeColor="text1"/>
           <w:sz w:val="36"/>
           <w:szCs w:val="36"/>
           <w:rtl/>
         </w:rPr>
-        <w:t xml:space="preserve">سعادة مدير جوازات مطار الملك خالد الدولي                     الموقر                    </w:t>
+        <w:t xml:space="preserve">                                                    </w:t>
       </w:r>
     </w:p>
     <w:p>
@@ -84,79 +942,34 @@
           <w:b/>
           <w:bCs/>
           <w:color w:val="000000" w:themeColor="text1"/>
-          <w:sz w:val="36"/>
-          <w:szCs w:val="36"/>
+          <w:sz w:val="32"/>
+          <w:szCs w:val="32"/>
           <w:rtl/>
         </w:rPr>
       </w:pPr>
       <w:r>
         <w:rPr>
           <w:rFonts w:asciiTheme="minorBidi" w:hAnsiTheme="minorBidi"/>
-          <w:b/>
-          <w:bCs/>
-          <w:color w:val="000000" w:themeColor="text1"/>
-          <w:sz w:val="32"/>
-          <w:szCs w:val="32"/>
-          <w:rtl/>
-        </w:rPr>
-        <w:t>   </w:t>
+          <w:color w:val="000000" w:themeColor="text1"/>
+          <w:sz w:val="32"/>
+          <w:szCs w:val="32"/>
+          <w:rtl/>
+        </w:rPr>
+        <w:t xml:space="preserve">                                               </w:t>
+      </w:r>
+      <w:r>
+        <w:rPr>
+          <w:rFonts w:asciiTheme="minorBidi" w:hAnsiTheme="minorBidi" w:hint="cs"/>
+          <w:color w:val="000000" w:themeColor="text1"/>
+          <w:sz w:val="32"/>
+          <w:szCs w:val="32"/>
+          <w:rtl/>
+        </w:rPr>
+        <w:t xml:space="preserve">       </w:t>
       </w:r>
       <w:r>
         <w:rPr>
           <w:rFonts w:asciiTheme="minorBidi" w:hAnsiTheme="minorBidi"/>
-          <w:b/>
-          <w:bCs/>
-          <w:color w:val="000000" w:themeColor="text1"/>
-          <w:sz w:val="36"/>
-          <w:szCs w:val="36"/>
-          <w:rtl/>
-        </w:rPr>
-        <w:t>السلام عليكم ورحمة الله وبركاته،،،وبعد:</w:t>
-      </w:r>
-    </w:p>
-    <w:p>
-      <w:pPr>
-        <w:rPr>
-          <w:rFonts w:asciiTheme="minorBidi" w:hAnsiTheme="minorBidi" w:cs="Arial"/>
-          <w:color w:val="000000" w:themeColor="text1"/>
-          <w:sz w:val="32"/>
-          <w:szCs w:val="32"/>
-          <w:rtl/>
-        </w:rPr>
-      </w:pPr>
-      <w:r>
-        <w:rPr>
-          <w:rFonts w:asciiTheme="minorBidi" w:hAnsiTheme="minorBidi" w:cs="Arial"/>
-          <w:color w:val="000000" w:themeColor="text1"/>
-          <w:sz w:val="32"/>
-          <w:szCs w:val="32"/>
-          <w:rtl/>
-        </w:rPr>
-        <w:t xml:space="preserve">نفيد سعادتكم انه اثناء استلامنا لهذا اليوم </w:t>
-      </w:r>
-      <w:r>
-        <w:rPr>
-          <w:rFonts w:asciiTheme="minorBidi" w:hAnsiTheme="minorBidi" w:cs="Arial" w:hint="cs"/>
-          <w:color w:val="000000" w:themeColor="text1"/>
-          <w:sz w:val="32"/>
-          <w:szCs w:val="32"/>
-          <w:rtl/>
-        </w:rPr>
-        <w:t>( )</w:t>
-      </w:r>
-      <w:r>
-        <w:rPr>
-          <w:rFonts w:asciiTheme="minorBidi" w:hAnsiTheme="minorBidi" w:cs="Arial"/>
-          <w:color w:val="000000" w:themeColor="text1"/>
-          <w:sz w:val="32"/>
-          <w:szCs w:val="32"/>
-          <w:rtl/>
-        </w:rPr>
-        <w:t xml:space="preserve"> الموافق </w:t>
-      </w:r>
-      <w:r>
-        <w:rPr>
-          <w:rFonts w:asciiTheme="minorBidi" w:hAnsiTheme="minorBidi" w:cs="Arial" w:hint="cs"/>
           <w:color w:val="000000" w:themeColor="text1"/>
           <w:sz w:val="32"/>
           <w:szCs w:val="32"/>
@@ -164,582 +977,6 @@
         </w:rPr>
         <w:t xml:space="preserve"> </w:t>
       </w:r>
-      <w:r>
-        <w:rPr>
-          <w:rFonts w:asciiTheme="minorBidi" w:hAnsiTheme="minorBidi" w:cs="Arial"/>
-          <w:color w:val="000000" w:themeColor="text1"/>
-          <w:sz w:val="32"/>
-          <w:szCs w:val="32"/>
-          <w:rtl/>
-        </w:rPr>
-        <w:t>/</w:t>
-      </w:r>
-      <w:r>
-        <w:rPr>
-          <w:rFonts w:asciiTheme="minorBidi" w:hAnsiTheme="minorBidi" w:cs="Arial" w:hint="cs"/>
-          <w:color w:val="000000" w:themeColor="text1"/>
-          <w:sz w:val="32"/>
-          <w:szCs w:val="32"/>
-          <w:rtl/>
-        </w:rPr>
-        <w:t xml:space="preserve">  </w:t>
-      </w:r>
-      <w:r>
-        <w:rPr>
-          <w:rFonts w:asciiTheme="minorBidi" w:hAnsiTheme="minorBidi" w:cs="Arial"/>
-          <w:color w:val="000000" w:themeColor="text1"/>
-          <w:sz w:val="32"/>
-          <w:szCs w:val="32"/>
-          <w:rtl/>
-        </w:rPr>
-        <w:t>/</w:t>
-      </w:r>
-      <w:r>
-        <w:rPr>
-          <w:rFonts w:asciiTheme="minorBidi" w:hAnsiTheme="minorBidi" w:cs="Arial" w:hint="cs"/>
-          <w:color w:val="000000" w:themeColor="text1"/>
-          <w:sz w:val="32"/>
-          <w:szCs w:val="32"/>
-          <w:rtl/>
-        </w:rPr>
-        <w:t>١٤٤٦هـ</w:t>
-      </w:r>
-      <w:r>
-        <w:rPr>
-          <w:rFonts w:asciiTheme="minorBidi" w:hAnsiTheme="minorBidi" w:cs="Arial"/>
-          <w:color w:val="000000" w:themeColor="text1"/>
-          <w:sz w:val="32"/>
-          <w:szCs w:val="32"/>
-          <w:rtl/>
-        </w:rPr>
-        <w:t xml:space="preserve"> تم افادتنا من قبل الخطوط الناقلة بانه تم الغاء رحلة خطوط </w:t>
-      </w:r>
-      <w:r>
-        <w:rPr>
-          <w:rFonts w:asciiTheme="minorBidi" w:hAnsiTheme="minorBidi" w:cs="Arial" w:hint="cs"/>
-          <w:color w:val="000000" w:themeColor="text1"/>
-          <w:sz w:val="32"/>
-          <w:szCs w:val="32"/>
-          <w:rtl/>
-        </w:rPr>
-        <w:t>( )</w:t>
-      </w:r>
-      <w:r>
-        <w:rPr>
-          <w:rFonts w:asciiTheme="minorBidi" w:hAnsiTheme="minorBidi" w:cs="Arial"/>
-          <w:color w:val="000000" w:themeColor="text1"/>
-          <w:sz w:val="32"/>
-          <w:szCs w:val="32"/>
-          <w:rtl/>
-        </w:rPr>
-        <w:t xml:space="preserve"> رقم (</w:t>
-      </w:r>
-      <w:r>
-        <w:rPr>
-          <w:rFonts w:asciiTheme="minorBidi" w:hAnsiTheme="minorBidi" w:hint="cs"/>
-          <w:color w:val="000000" w:themeColor="text1"/>
-          <w:sz w:val="32"/>
-          <w:szCs w:val="32"/>
-          <w:rtl/>
-        </w:rPr>
-        <w:t xml:space="preserve"> </w:t>
-      </w:r>
-      <w:r>
-        <w:rPr>
-          <w:rFonts w:asciiTheme="minorBidi" w:hAnsiTheme="minorBidi" w:cs="Arial"/>
-          <w:color w:val="000000" w:themeColor="text1"/>
-          <w:sz w:val="32"/>
-          <w:szCs w:val="32"/>
-          <w:rtl/>
-        </w:rPr>
-        <w:t xml:space="preserve">) والمتهجة الى </w:t>
-      </w:r>
-      <w:r>
-        <w:rPr>
-          <w:rFonts w:asciiTheme="minorBidi" w:hAnsiTheme="minorBidi" w:cs="Arial" w:hint="cs"/>
-          <w:color w:val="000000" w:themeColor="text1"/>
-          <w:sz w:val="32"/>
-          <w:szCs w:val="32"/>
-          <w:rtl/>
-        </w:rPr>
-        <w:t>( )</w:t>
-      </w:r>
-      <w:r>
-        <w:rPr>
-          <w:rFonts w:asciiTheme="minorBidi" w:hAnsiTheme="minorBidi" w:cs="Arial"/>
-          <w:color w:val="000000" w:themeColor="text1"/>
-          <w:sz w:val="32"/>
-          <w:szCs w:val="32"/>
-          <w:rtl/>
-        </w:rPr>
-        <w:t xml:space="preserve"> وعلى متنها (</w:t>
-      </w:r>
-      <w:r>
-        <w:rPr>
-          <w:rFonts w:asciiTheme="minorBidi" w:hAnsiTheme="minorBidi" w:cs="Arial" w:hint="cs"/>
-          <w:color w:val="000000" w:themeColor="text1"/>
-          <w:sz w:val="32"/>
-          <w:szCs w:val="32"/>
-          <w:rtl/>
-        </w:rPr>
-        <w:t xml:space="preserve"> </w:t>
-      </w:r>
-      <w:r>
-        <w:rPr>
-          <w:rFonts w:asciiTheme="minorBidi" w:hAnsiTheme="minorBidi" w:cs="Arial"/>
-          <w:color w:val="000000" w:themeColor="text1"/>
-          <w:sz w:val="32"/>
-          <w:szCs w:val="32"/>
-          <w:rtl/>
-        </w:rPr>
-        <w:t>) راكبا وبناء على خطاب الخطوط تم الغاء خروج الركاب.</w:t>
-      </w:r>
-    </w:p>
-    <w:p>
-      <w:pPr>
-        <w:rPr>
-          <w:rFonts w:asciiTheme="minorBidi" w:hAnsiTheme="minorBidi" w:cs="Arial"/>
-          <w:color w:val="000000" w:themeColor="text1"/>
-          <w:sz w:val="32"/>
-          <w:szCs w:val="32"/>
-          <w:rtl/>
-        </w:rPr>
-      </w:pPr>
-      <w:r>
-        <w:rPr>
-          <w:rFonts w:asciiTheme="minorBidi" w:hAnsiTheme="minorBidi" w:cs="Arial"/>
-          <w:color w:val="000000" w:themeColor="text1"/>
-          <w:sz w:val="32"/>
-          <w:szCs w:val="32"/>
-          <w:rtl/>
-        </w:rPr>
-        <w:t>مرفق لسعادتكم تقرير الرحلات قبل الالغاء (</w:t>
-      </w:r>
-      <w:r>
-        <w:rPr>
-          <w:rFonts w:asciiTheme="minorBidi" w:hAnsiTheme="minorBidi" w:cs="Arial" w:hint="cs"/>
-          <w:color w:val="000000" w:themeColor="text1"/>
-          <w:sz w:val="32"/>
-          <w:szCs w:val="32"/>
-          <w:rtl/>
-        </w:rPr>
-        <w:t xml:space="preserve"> </w:t>
-      </w:r>
-      <w:r>
-        <w:rPr>
-          <w:rFonts w:asciiTheme="minorBidi" w:hAnsiTheme="minorBidi" w:cs="Arial"/>
-          <w:color w:val="000000" w:themeColor="text1"/>
-          <w:sz w:val="32"/>
-          <w:szCs w:val="32"/>
-          <w:rtl/>
-        </w:rPr>
-        <w:t>) راكباً</w:t>
-      </w:r>
-      <w:r>
-        <w:rPr>
-          <w:rFonts w:asciiTheme="minorBidi" w:hAnsiTheme="minorBidi" w:cs="Arial" w:hint="cs"/>
-          <w:color w:val="000000" w:themeColor="text1"/>
-          <w:sz w:val="32"/>
-          <w:szCs w:val="32"/>
-          <w:rtl/>
-        </w:rPr>
-        <w:t xml:space="preserve"> + </w:t>
-      </w:r>
-      <w:r>
-        <w:rPr>
-          <w:rFonts w:asciiTheme="minorBidi" w:hAnsiTheme="minorBidi" w:cs="Arial"/>
-          <w:color w:val="000000" w:themeColor="text1"/>
-          <w:sz w:val="32"/>
-          <w:szCs w:val="32"/>
-          <w:rtl/>
-        </w:rPr>
-        <w:t>شريحة</w:t>
-      </w:r>
-      <w:r>
-        <w:rPr>
-          <w:rFonts w:asciiTheme="minorBidi" w:hAnsiTheme="minorBidi" w:cs="Arial" w:hint="cs"/>
-          <w:color w:val="000000" w:themeColor="text1"/>
-          <w:sz w:val="32"/>
-          <w:szCs w:val="32"/>
-          <w:rtl/>
-        </w:rPr>
-        <w:t xml:space="preserve"> الحاسب الالي</w:t>
-      </w:r>
-      <w:r>
-        <w:rPr>
-          <w:rFonts w:asciiTheme="minorBidi" w:hAnsiTheme="minorBidi" w:cs="Arial"/>
-          <w:color w:val="000000" w:themeColor="text1"/>
-          <w:sz w:val="32"/>
-          <w:szCs w:val="32"/>
-          <w:rtl/>
-        </w:rPr>
-        <w:t xml:space="preserve"> </w:t>
-      </w:r>
-      <w:r>
-        <w:rPr>
-          <w:rFonts w:asciiTheme="minorBidi" w:hAnsiTheme="minorBidi" w:cs="Arial" w:hint="cs"/>
-          <w:color w:val="000000" w:themeColor="text1"/>
-          <w:sz w:val="32"/>
-          <w:szCs w:val="32"/>
-          <w:rtl/>
-        </w:rPr>
-        <w:t>لبرنامج</w:t>
-      </w:r>
-      <w:r>
-        <w:rPr>
-          <w:rFonts w:asciiTheme="minorBidi" w:hAnsiTheme="minorBidi" w:cs="Arial"/>
-          <w:color w:val="000000" w:themeColor="text1"/>
-          <w:sz w:val="32"/>
-          <w:szCs w:val="32"/>
-          <w:rtl/>
-        </w:rPr>
-        <w:t xml:space="preserve"> تسجيل المسافرين (سيتا) بعد الغاء الركاب + خطاب الخطوط</w:t>
-      </w:r>
-    </w:p>
-    <w:p>
-      <w:pPr>
-        <w:rPr>
-          <w:rFonts w:asciiTheme="minorBidi" w:hAnsiTheme="minorBidi"/>
-          <w:color w:val="000000" w:themeColor="text1"/>
-          <w:sz w:val="36"/>
-          <w:szCs w:val="36"/>
-          <w:rtl/>
-        </w:rPr>
-      </w:pPr>
-    </w:p>
-    <w:p>
-      <w:pPr>
-        <w:rPr>
-          <w:rFonts w:asciiTheme="minorBidi" w:hAnsiTheme="minorBidi"/>
-          <w:color w:val="000000" w:themeColor="text1"/>
-          <w:sz w:val="36"/>
-          <w:szCs w:val="36"/>
-          <w:rtl/>
-        </w:rPr>
-      </w:pPr>
-    </w:p>
-    <w:p>
-      <w:pPr>
-        <w:rPr>
-          <w:rFonts w:asciiTheme="minorBidi" w:hAnsiTheme="minorBidi"/>
-          <w:color w:val="000000" w:themeColor="text1"/>
-          <w:sz w:val="32"/>
-          <w:szCs w:val="32"/>
-          <w:rtl/>
-        </w:rPr>
-      </w:pPr>
-      <w:r>
-        <w:rPr>
-          <w:rFonts w:asciiTheme="minorBidi" w:hAnsiTheme="minorBidi"/>
-          <w:color w:val="000000" w:themeColor="text1"/>
-          <w:sz w:val="36"/>
-          <w:szCs w:val="36"/>
-          <w:rtl/>
-        </w:rPr>
-        <w:t xml:space="preserve">  </w:t>
-      </w:r>
-      <w:r>
-        <w:rPr>
-          <w:rFonts w:asciiTheme="minorBidi" w:hAnsiTheme="minorBidi"/>
-          <w:b/>
-          <w:bCs/>
-          <w:color w:val="000000" w:themeColor="text1"/>
-          <w:sz w:val="32"/>
-          <w:szCs w:val="32"/>
-          <w:rtl/>
-        </w:rPr>
-        <w:t xml:space="preserve">هذا ما لزم الرفع به لسعادتكم بأمل الاطلاع والإحاطة ،،، والسلام عليكم </w:t>
-      </w:r>
-      <w:r>
-        <w:rPr>
-          <w:rFonts w:asciiTheme="minorBidi" w:hAnsiTheme="minorBidi"/>
-          <w:color w:val="000000" w:themeColor="text1"/>
-          <w:sz w:val="32"/>
-          <w:szCs w:val="32"/>
-          <w:rtl/>
-        </w:rPr>
-        <w:t> </w:t>
-      </w:r>
-    </w:p>
-    <w:p>
-      <w:pPr>
-        <w:rPr>
-          <w:rFonts w:asciiTheme="minorBidi" w:hAnsiTheme="minorBidi"/>
-          <w:b/>
-          <w:bCs/>
-          <w:color w:val="000000" w:themeColor="text1"/>
-          <w:sz w:val="36"/>
-          <w:szCs w:val="36"/>
-          <w:rtl/>
-        </w:rPr>
-      </w:pPr>
-      <w:r>
-        <w:rPr>
-          <w:rFonts w:asciiTheme="minorBidi" w:hAnsiTheme="minorBidi"/>
-          <w:color w:val="000000" w:themeColor="text1"/>
-          <w:sz w:val="36"/>
-          <w:szCs w:val="36"/>
-          <w:rtl/>
-        </w:rPr>
-        <w:t xml:space="preserve">                                                    </w:t>
-      </w:r>
-    </w:p>
-    <w:p>
-      <w:pPr>
-        <w:rPr>
-          <w:rFonts w:asciiTheme="minorBidi" w:hAnsiTheme="minorBidi"/>
-          <w:b/>
-          <w:bCs/>
-          <w:color w:val="000000" w:themeColor="text1"/>
-          <w:sz w:val="32"/>
-          <w:szCs w:val="32"/>
-          <w:rtl/>
-        </w:rPr>
-      </w:pPr>
-      <w:r>
-        <w:rPr>
-          <w:rFonts w:asciiTheme="minorBidi" w:hAnsiTheme="minorBidi"/>
-          <w:color w:val="000000" w:themeColor="text1"/>
-          <w:sz w:val="32"/>
-          <w:szCs w:val="32"/>
-          <w:rtl/>
-        </w:rPr>
-        <w:t xml:space="preserve">                                               </w:t>
-      </w:r>
-      <w:r>
-        <w:rPr>
-          <w:rFonts w:asciiTheme="minorBidi" w:hAnsiTheme="minorBidi" w:hint="cs"/>
-          <w:color w:val="000000" w:themeColor="text1"/>
-          <w:sz w:val="32"/>
-          <w:szCs w:val="32"/>
-          <w:rtl/>
-        </w:rPr>
-        <w:t xml:space="preserve">       </w:t>
-      </w:r>
-      <w:r>
-        <w:rPr>
-          <w:rFonts w:asciiTheme="minorBidi" w:hAnsiTheme="minorBidi"/>
-          <w:color w:val="000000" w:themeColor="text1"/>
-          <w:sz w:val="32"/>
-          <w:szCs w:val="32"/>
-          <w:rtl/>
-        </w:rPr>
-        <w:t xml:space="preserve"> </w:t>
-      </w:r>
-      <w:r>
-        <w:rPr>
-          <w:rFonts w:asciiTheme="minorBidi" w:hAnsiTheme="minorBidi"/>
-          <w:b/>
-          <w:bCs/>
-          <w:color w:val="000000" w:themeColor="text1"/>
-          <w:sz w:val="32"/>
-          <w:szCs w:val="32"/>
-          <w:rtl/>
-        </w:rPr>
-        <w:t xml:space="preserve"> رئيس مناوبة ( </w:t>
-      </w:r>
-      <w:bookmarkStart w:id="0" w:name="mnaw1"/>
-      <w:bookmarkEnd w:id="0"/>
-      <w:r>
-        <w:rPr>
-          <w:rFonts w:asciiTheme="minorBidi" w:hAnsiTheme="minorBidi"/>
-          <w:b/>
-          <w:bCs/>
-          <w:color w:val="000000" w:themeColor="text1"/>
-          <w:sz w:val="32"/>
-          <w:szCs w:val="32"/>
-          <w:rtl/>
-        </w:rPr>
-        <w:t xml:space="preserve"> </w:t>
-      </w:r>
-      <w:r>
-        <w:rPr>
-          <w:rFonts w:asciiTheme="minorBidi" w:hAnsiTheme="minorBidi"/>
-          <w:b/>
-          <w:bCs/>
-          <w:color w:val="000000" w:themeColor="text1"/>
-          <w:sz w:val="32"/>
-          <w:szCs w:val="32"/>
-          <w:rtl/>
-        </w:rPr>
-        <w:t xml:space="preserve">) </w:t>
-      </w:r>
-      <w:bookmarkStart w:id="1" w:name="trminal1"/>
-      <w:bookmarkEnd w:id="1"/>
-      <w:r>
-        <w:rPr>
-          <w:rFonts w:asciiTheme="minorBidi" w:hAnsiTheme="minorBidi" w:hint="cs"/>
-          <w:b/>
-          <w:bCs/>
-          <w:color w:val="000000" w:themeColor="text1"/>
-          <w:sz w:val="32"/>
-          <w:szCs w:val="32"/>
-          <w:rtl/>
-        </w:rPr>
-        <w:t>سفر</w:t>
-      </w:r>
-      <w:r>
-        <w:rPr>
-          <w:rFonts w:asciiTheme="minorBidi" w:hAnsiTheme="minorBidi"/>
-          <w:b/>
-          <w:bCs/>
-          <w:color w:val="000000" w:themeColor="text1"/>
-          <w:sz w:val="32"/>
-          <w:szCs w:val="32"/>
-          <w:rtl/>
-        </w:rPr>
-        <w:t xml:space="preserve"> ( </w:t>
-      </w:r>
-      <w:r>
-        <w:rPr>
-          <w:rFonts w:asciiTheme="minorBidi" w:hAnsiTheme="minorBidi"/>
-          <w:b/>
-          <w:bCs/>
-          <w:color w:val="000000" w:themeColor="text1"/>
-          <w:sz w:val="32"/>
-          <w:szCs w:val="32"/>
-          <w:rtl/>
-        </w:rPr>
-        <w:t>)</w:t>
-      </w:r>
-    </w:p>
-    <w:p>
-      <w:pPr>
-        <w:rPr>
-          <w:rFonts w:asciiTheme="minorBidi" w:hAnsiTheme="minorBidi"/>
-          <w:b/>
-          <w:bCs/>
-          <w:color w:val="000000" w:themeColor="text1"/>
-          <w:sz w:val="32"/>
-          <w:szCs w:val="32"/>
-          <w:rtl/>
-        </w:rPr>
-      </w:pPr>
-      <w:r>
-        <w:rPr>
-          <w:rFonts w:asciiTheme="minorBidi" w:hAnsiTheme="minorBidi"/>
-          <w:b/>
-          <w:bCs/>
-          <w:color w:val="000000" w:themeColor="text1"/>
-          <w:sz w:val="32"/>
-          <w:szCs w:val="32"/>
-          <w:rtl/>
-        </w:rPr>
-        <w:t>                               </w:t>
-      </w:r>
-      <w:r>
-        <w:rPr>
-          <w:rFonts w:asciiTheme="minorBidi" w:hAnsiTheme="minorBidi" w:hint="cs"/>
-          <w:b/>
-          <w:bCs/>
-          <w:color w:val="000000" w:themeColor="text1"/>
-          <w:sz w:val="32"/>
-          <w:szCs w:val="32"/>
-          <w:rtl/>
-        </w:rPr>
-        <w:t xml:space="preserve">     </w:t>
-      </w:r>
-      <w:r>
-        <w:rPr>
-          <w:rFonts w:asciiTheme="minorBidi" w:hAnsiTheme="minorBidi"/>
-          <w:b/>
-          <w:bCs/>
-          <w:color w:val="000000" w:themeColor="text1"/>
-          <w:sz w:val="32"/>
-          <w:szCs w:val="32"/>
-          <w:rtl/>
-        </w:rPr>
-        <w:t>     </w:t>
-      </w:r>
-      <w:bookmarkStart w:id="2" w:name="rankoff"/>
-      <w:bookmarkEnd w:id="2"/>
-      <w:r>
-        <w:rPr>
-          <w:rFonts w:asciiTheme="minorBidi" w:hAnsiTheme="minorBidi" w:hint="cs"/>
-          <w:b/>
-          <w:bCs/>
-          <w:color w:val="000000" w:themeColor="text1"/>
-          <w:sz w:val="32"/>
-          <w:szCs w:val="32"/>
-          <w:rtl/>
-        </w:rPr>
-        <w:t xml:space="preserve">    </w:t>
-      </w:r>
-      <w:r>
-        <w:rPr>
-          <w:rFonts w:asciiTheme="minorBidi" w:hAnsiTheme="minorBidi"/>
-          <w:b/>
-          <w:bCs/>
-          <w:color w:val="000000" w:themeColor="text1"/>
-          <w:sz w:val="32"/>
-          <w:szCs w:val="32"/>
-          <w:rtl/>
-        </w:rPr>
-        <w:t xml:space="preserve"> </w:t>
-      </w:r>
-      <w:r>
-        <w:rPr>
-          <w:rFonts w:asciiTheme="minorBidi" w:hAnsiTheme="minorBidi"/>
-          <w:b/>
-          <w:bCs/>
-          <w:color w:val="000000" w:themeColor="text1"/>
-          <w:sz w:val="32"/>
-          <w:szCs w:val="32"/>
-          <w:rtl/>
-        </w:rPr>
-        <w:t>/ </w:t>
-      </w:r>
-    </w:p>
-    <w:p>
-      <w:pPr>
-        <w:rPr>
-          <w:rFonts w:asciiTheme="minorBidi" w:hAnsiTheme="minorBidi"/>
-          <w:b/>
-          <w:bCs/>
-          <w:color w:val="000000" w:themeColor="text1"/>
-          <w:sz w:val="32"/>
-          <w:szCs w:val="32"/>
-          <w:rtl/>
-        </w:rPr>
-      </w:pPr>
-      <w:r>
-        <w:rPr>
-          <w:rFonts w:asciiTheme="minorBidi" w:hAnsiTheme="minorBidi"/>
-          <w:b/>
-          <w:bCs/>
-          <w:color w:val="000000" w:themeColor="text1"/>
-          <w:sz w:val="32"/>
-          <w:szCs w:val="32"/>
-          <w:rtl/>
-        </w:rPr>
-        <w:t xml:space="preserve">                                                      </w:t>
-      </w:r>
-      <w:r>
-        <w:rPr>
-          <w:rFonts w:asciiTheme="minorBidi" w:hAnsiTheme="minorBidi" w:hint="cs"/>
-          <w:b/>
-          <w:bCs/>
-          <w:color w:val="000000" w:themeColor="text1"/>
-          <w:sz w:val="32"/>
-          <w:szCs w:val="32"/>
-          <w:rtl/>
-        </w:rPr>
-        <w:t xml:space="preserve">     </w:t>
-      </w:r>
-      <w:r>
-        <w:rPr>
-          <w:rFonts w:asciiTheme="minorBidi" w:hAnsiTheme="minorBidi"/>
-          <w:b/>
-          <w:bCs/>
-          <w:color w:val="000000" w:themeColor="text1"/>
-          <w:sz w:val="32"/>
-          <w:szCs w:val="32"/>
-          <w:rtl/>
-        </w:rPr>
-        <w:t xml:space="preserve">       </w:t>
-      </w:r>
-      <w:bookmarkStart w:id="3" w:name="nameoff"/>
-      <w:bookmarkEnd w:id="3"/>
       <w:r>
         <w:rPr>
           <w:rFonts w:asciiTheme="minorBidi" w:hAnsiTheme="minorBidi"/>
@@ -804,22 +1041,34 @@
       </w:tabs>
       <w:ind w:left="-483" w:firstLine="526"/>
       <w:rPr>
+        <w:rFonts w:cs="AL-Mohanad Bold"/>
         <w:b/>
         <w:bCs/>
       </w:rPr>
     </w:pPr>
+    <w:proofErr w:type="gramStart"/>
     <w:r>
       <w:rPr>
-        <w:rFonts w:hint="cs"/>
+        <w:rFonts w:cs="AL-Mohanad Bold" w:hint="cs"/>
         <w:b/>
         <w:bCs/>
         <w:rtl/>
       </w:rPr>
-      <w:t xml:space="preserve">الـرقــم :  </w:t>
+      <w:t>الـرقــم :</w:t>
+    </w:r>
+    <w:proofErr w:type="gramEnd"/>
+    <w:r>
+      <w:rPr>
+        <w:rFonts w:cs="AL-Mohanad Bold" w:hint="cs"/>
+        <w:b/>
+        <w:bCs/>
+        <w:rtl/>
+      </w:rPr>
+      <w:t xml:space="preserve">  </w:t>
     </w:r>
     <w:r>
       <w:rPr>
-        <w:rFonts w:hint="cs"/>
+        <w:rFonts w:cs="AL-Mohanad Bold" w:hint="cs"/>
         <w:b/>
         <w:bCs/>
         <w:rtl/>
@@ -829,7 +1078,7 @@
     </w:r>
     <w:r>
       <w:rPr>
-        <w:rFonts w:hint="cs"/>
+        <w:rFonts w:cs="AL-Mohanad Bold" w:hint="cs"/>
         <w:b/>
         <w:bCs/>
         <w:rtl/>
@@ -1236,7 +1485,7 @@
               <v:stroke joinstyle="miter"/>
               <v:path gradientshapeok="t" o:connecttype="rect"/>
             </v:shapetype>
-            <v:shape id="مربع نص 23" o:spid="_x0000_s1026" type="#_x0000_t202" style="position:absolute;margin-left:335.35pt;margin-top:16.1pt;width:123.75pt;height:36.35pt;z-index:251663360;visibility:visible;mso-wrap-style:square;mso-width-percent:0;mso-height-percent:0;mso-wrap-distance-left:9pt;mso-wrap-distance-top:0;mso-wrap-distance-right:9pt;mso-wrap-distance-bottom:0;mso-position-horizontal:absolute;mso-position-horizontal-relative:text;mso-position-vertical:absolute;mso-position-vertical-relative:text;mso-width-percent:0;mso-height-percent:0;mso-width-relative:margin;mso-height-relative:margin;v-text-anchor:top" o:gfxdata="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" filled="f" stroked="f">
+            <v:shape id="مربع نص 23" o:spid="_x0000_s1026" type="#_x0000_t202" style="position:absolute;margin-left:335.35pt;margin-top:16.1pt;width:123.75pt;height:36.35pt;z-index:251663360;visibility:visible;mso-wrap-style:square;mso-width-percent:0;mso-height-percent:0;mso-wrap-distance-left:9pt;mso-wrap-distance-top:0;mso-wrap-distance-right:9pt;mso-wrap-distance-bottom:0;mso-position-horizontal:absolute;mso-position-horizontal-relative:text;mso-position-vertical:absolute;mso-position-vertical-relative:text;mso-width-percent:0;mso-height-percent:0;mso-width-relative:margin;mso-height-relative:margin;v-text-anchor:top" o:gfxdata="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" filled="f" stroked="f">
               <v:textbox>
                 <w:txbxContent>
                   <w:p>
@@ -1369,7 +1618,7 @@
         </mc:Choice>
         <mc:Fallback>
           <w:pict>
-            <v:shape w14:anchorId="77FC4C12" id="مربع نص 22" o:spid="_x0000_s1027" type="#_x0000_t202" style="position:absolute;margin-left:323.3pt;margin-top:37.55pt;width:145.5pt;height:69.55pt;z-index:251664384;visibility:visible;mso-wrap-style:square;mso-width-percent:0;mso-height-percent:0;mso-wrap-distance-left:9pt;mso-wrap-distance-top:0;mso-wrap-distance-right:9pt;mso-wrap-distance-bottom:0;mso-position-horizontal:absolute;mso-position-horizontal-relative:text;mso-position-vertical:absolute;mso-position-vertical-relative:text;mso-width-percent:0;mso-height-percent:0;mso-width-relative:margin;mso-height-relative:margin;v-text-anchor:top" o:gfxdata="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" filled="f" stroked="f">
+            <v:shape w14:anchorId="77FC4C12" id="مربع نص 22" o:spid="_x0000_s1027" type="#_x0000_t202" style="position:absolute;margin-left:323.3pt;margin-top:37.55pt;width:145.5pt;height:69.55pt;z-index:251664384;visibility:visible;mso-wrap-style:square;mso-width-percent:0;mso-height-percent:0;mso-wrap-distance-left:9pt;mso-wrap-distance-top:0;mso-wrap-distance-right:9pt;mso-wrap-distance-bottom:0;mso-position-horizontal:absolute;mso-position-horizontal-relative:text;mso-position-vertical:absolute;mso-position-vertical-relative:text;mso-width-percent:0;mso-height-percent:0;mso-width-relative:margin;mso-height-relative:margin;v-text-anchor:top" o:gfxdata="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" filled="f" stroked="f">
               <v:textbox>
                 <w:txbxContent>
                   <w:p>
@@ -2763,7 +3012,6 @@
 <ds:datastoreItem xmlns:ds="http://schemas.openxmlformats.org/officeDocument/2006/customXml" ds:itemID="{405E6793-3068-4842-AC86-F6320CFAA2C0}">
   <ds:schemaRefs>
     <ds:schemaRef ds:uri="http://schemas.openxmlformats.org/officeDocument/2006/bibliography"/>
-    <ds:schemaRef ds:uri="http://www.w3.org/2000/xmlns/"/>
   </ds:schemaRefs>
 </ds:datastoreItem>
 </file>
--- a/dic/خطابات جاهزة لتعديل/الغاء رحلة خطوط.docx
+++ b/dic/خطابات جاهزة لتعديل/الغاء رحلة خطوط.docx
@@ -1,12 +1,11 @@
 
 <file path=word/document.xml><?xml version="1.0" encoding="utf-8"?>
-<w:document xmlns:wpc="http://schemas.microsoft.com/office/word/2010/wordprocessingCanvas" xmlns:cx="http://schemas.microsoft.com/office/drawing/2014/chartex" xmlns:cx1="http://schemas.microsoft.com/office/drawing/2015/9/8/chartex" xmlns:cx2="http://schemas.microsoft.com/office/drawing/2015/10/21/chartex" xmlns:cx3="http://schemas.microsoft.com/office/drawing/2016/5/9/chartex" xmlns:cx4="http://schemas.microsoft.com/office/drawing/2016/5/10/chartex" xmlns:cx5="http://schemas.microsoft.com/office/drawing/2016/5/11/chartex" xmlns:cx6="http://schemas.microsoft.com/office/drawing/2016/5/12/chartex" xmlns:cx7="http://schemas.microsoft.com/office/drawing/2016/5/13/chartex" xmlns:cx8="http://schemas.microsoft.com/office/drawing/2016/5/14/chartex" xmlns:mc="http://schemas.openxmlformats.org/markup-compatibility/2006" xmlns:aink="http://schemas.microsoft.com/office/drawing/2016/ink" xmlns:am3d="http://schemas.microsoft.com/office/drawing/2017/model3d" xmlns:o="urn:schemas-microsoft-com:office:office" xmlns:oel="http://schemas.microsoft.com/office/2019/extlst" xmlns:r="http://schemas.openxmlformats.org/officeDocument/2006/relationships" xmlns:m="http://schemas.openxmlformats.org/officeDocument/2006/math" xmlns:v="urn:schemas-microsoft-com:vml" xmlns:wp14="http://schemas.microsoft.com/office/word/2010/wordprocessingDrawing" xmlns:wp="http://schemas.openxmlformats.org/drawingml/2006/wordprocessingDrawing" xmlns:w10="urn:schemas-microsoft-com:office:word" xmlns:w="http://schemas.openxmlformats.org/wordprocessingml/2006/main" xmlns:w14="http://schemas.microsoft.com/office/word/2010/wordml" xmlns:w15="http://schemas.microsoft.com/office/word/2012/wordml" xmlns:w16cex="http://schemas.microsoft.com/office/word/2018/wordml/cex" xmlns:w16cid="http://schemas.microsoft.com/office/word/2016/wordml/cid" xmlns:w16="http://schemas.microsoft.com/office/word/2018/wordml" xmlns:w16du="http://schemas.microsoft.com/office/word/2023/wordml/word16du" xmlns:w16sdtdh="http://schemas.microsoft.com/office/word/2020/wordml/sdtdatahash" xmlns:w16se="http://schemas.microsoft.com/office/word/2015/wordml/symex" xmlns:wpg="http://schemas.microsoft.com/office/word/2010/wordprocessingGroup" xmlns:wpi="http://schemas.microsoft.com/office/word/2010/wordprocessingInk" xmlns:wne="http://schemas.microsoft.com/office/word/2006/wordml" xmlns:wps="http://schemas.microsoft.com/office/word/2010/wordprocessingShape" mc:Ignorable="w14 w15 w16se w16cid w16 w16cex w16sdtdh w16du wp14">
+<w:document xmlns:wpc="http://schemas.microsoft.com/office/word/2010/wordprocessingCanvas" xmlns:cx="http://schemas.microsoft.com/office/drawing/2014/chartex" xmlns:cx1="http://schemas.microsoft.com/office/drawing/2015/9/8/chartex" xmlns:cx2="http://schemas.microsoft.com/office/drawing/2015/10/21/chartex" xmlns:cx3="http://schemas.microsoft.com/office/drawing/2016/5/9/chartex" xmlns:cx4="http://schemas.microsoft.com/office/drawing/2016/5/10/chartex" xmlns:cx5="http://schemas.microsoft.com/office/drawing/2016/5/11/chartex" xmlns:cx6="http://schemas.microsoft.com/office/drawing/2016/5/12/chartex" xmlns:cx7="http://schemas.microsoft.com/office/drawing/2016/5/13/chartex" xmlns:cx8="http://schemas.microsoft.com/office/drawing/2016/5/14/chartex" xmlns:mc="http://schemas.openxmlformats.org/markup-compatibility/2006" xmlns:aink="http://schemas.microsoft.com/office/drawing/2016/ink" xmlns:am3d="http://schemas.microsoft.com/office/drawing/2017/model3d" xmlns:o="urn:schemas-microsoft-com:office:office" xmlns:oel="http://schemas.microsoft.com/office/2019/extlst" xmlns:r="http://schemas.openxmlformats.org/officeDocument/2006/relationships" xmlns:m="http://schemas.openxmlformats.org/officeDocument/2006/math" xmlns:v="urn:schemas-microsoft-com:vml" xmlns:wp14="http://schemas.microsoft.com/office/word/2010/wordprocessingDrawing" xmlns:wp="http://schemas.openxmlformats.org/drawingml/2006/wordprocessingDrawing" xmlns:w10="urn:schemas-microsoft-com:office:word" xmlns:w="http://schemas.openxmlformats.org/wordprocessingml/2006/main" xmlns:w14="http://schemas.microsoft.com/office/word/2010/wordml" xmlns:w15="http://schemas.microsoft.com/office/word/2012/wordml" xmlns:w16cex="http://schemas.microsoft.com/office/word/2018/wordml/cex" xmlns:w16cid="http://schemas.microsoft.com/office/word/2016/wordml/cid" xmlns:w16="http://schemas.microsoft.com/office/word/2018/wordml" xmlns:w16du="http://schemas.microsoft.com/office/word/2023/wordml/word16du" xmlns:w16sdtdh="http://schemas.microsoft.com/office/word/2020/wordml/sdtdatahash" xmlns:w16sdtfl="http://schemas.microsoft.com/office/word/2024/wordml/sdtformatlock" xmlns:w16se="http://schemas.microsoft.com/office/word/2015/wordml/symex" xmlns:wpg="http://schemas.microsoft.com/office/word/2010/wordprocessingGroup" xmlns:wpi="http://schemas.microsoft.com/office/word/2010/wordprocessingInk" xmlns:wne="http://schemas.microsoft.com/office/word/2006/wordml" xmlns:wps="http://schemas.microsoft.com/office/word/2010/wordprocessingShape" mc:Ignorable="w14 w15 w16se w16cid w16 w16cex w16sdtdh w16sdtfl w16du wp14">
   <w:body>
     <w:p>
       <w:pPr>
         <w:pStyle w:val="2"/>
         <w:rPr>
-          <w:rFonts w:hint="cs"/>
           <w:rtl/>
         </w:rPr>
       </w:pPr>
@@ -43,7 +42,6 @@
         </w:rPr>
         <w:tab/>
       </w:r>
-      <w:proofErr w:type="gramStart"/>
       <w:r>
         <w:rPr>
           <w:rFonts w:asciiTheme="minorBidi" w:hAnsiTheme="minorBidi" w:hint="cs"/>
@@ -64,7 +62,6 @@
         </w:rPr>
         <w:t>الغاء</w:t>
       </w:r>
-      <w:proofErr w:type="gramEnd"/>
       <w:r>
         <w:rPr>
           <w:rFonts w:asciiTheme="minorBidi" w:hAnsiTheme="minorBidi" w:cs="AL-Mateen"/>
@@ -180,33 +177,7 @@
           <w:szCs w:val="36"/>
           <w:rtl/>
         </w:rPr>
-        <w:t xml:space="preserve">السلام عليكم ورحمة الله </w:t>
-      </w:r>
-      <w:proofErr w:type="gramStart"/>
-      <w:r>
-        <w:rPr>
-          <w:rFonts w:asciiTheme="minorBidi" w:hAnsiTheme="minorBidi" w:cs="AL-Mateen"/>
-          <w:b/>
-          <w:bCs/>
-          <w:color w:val="000000" w:themeColor="text1"/>
-          <w:sz w:val="36"/>
-          <w:szCs w:val="36"/>
-          <w:rtl/>
-        </w:rPr>
-        <w:t>وبركاته،،،</w:t>
-      </w:r>
-      <w:proofErr w:type="gramEnd"/>
-      <w:r>
-        <w:rPr>
-          <w:rFonts w:asciiTheme="minorBidi" w:hAnsiTheme="minorBidi" w:cs="AL-Mateen"/>
-          <w:b/>
-          <w:bCs/>
-          <w:color w:val="000000" w:themeColor="text1"/>
-          <w:sz w:val="36"/>
-          <w:szCs w:val="36"/>
-          <w:rtl/>
-        </w:rPr>
-        <w:t>وبعد:</w:t>
+        <w:t>السلام عليكم ورحمة الله وبركاته،،،وبعد:</w:t>
       </w:r>
     </w:p>
     <w:p>
@@ -222,15 +193,24 @@
       </w:pPr>
       <w:r>
         <w:rPr>
+          <w:rFonts w:asciiTheme="minorBidi" w:hAnsiTheme="minorBidi" w:cs="AL-Mohanad Bold" w:hint="cs"/>
+          <w:color w:val="000000" w:themeColor="text1"/>
+          <w:sz w:val="32"/>
+          <w:szCs w:val="32"/>
+          <w:rtl/>
+        </w:rPr>
+        <w:t xml:space="preserve">افيد سعادتكم </w:t>
+      </w:r>
+      <w:r>
+        <w:rPr>
           <w:rFonts w:asciiTheme="minorBidi" w:hAnsiTheme="minorBidi" w:cs="AL-Mohanad Bold"/>
           <w:color w:val="000000" w:themeColor="text1"/>
           <w:sz w:val="32"/>
           <w:szCs w:val="32"/>
           <w:rtl/>
         </w:rPr>
-        <w:t xml:space="preserve">نفيد سعادتكم انه اثناء استلامنا لهذا اليوم </w:t>
-      </w:r>
-      <w:proofErr w:type="gramStart"/>
+        <w:t xml:space="preserve">انه اثناء استلامنا لهذا اليوم </w:t>
+      </w:r>
       <w:r>
         <w:rPr>
           <w:rFonts w:asciiTheme="minorBidi" w:hAnsiTheme="minorBidi" w:cs="AL-Mohanad Bold" w:hint="cs"/>
@@ -241,7 +221,6 @@
         </w:rPr>
         <w:t>( )</w:t>
       </w:r>
-      <w:proofErr w:type="gramEnd"/>
       <w:r>
         <w:rPr>
           <w:rFonts w:asciiTheme="minorBidi" w:hAnsiTheme="minorBidi" w:cs="AL-Mohanad Bold"/>
@@ -372,29 +351,7 @@
           <w:szCs w:val="32"/>
           <w:rtl/>
         </w:rPr>
-        <w:t xml:space="preserve">) </w:t>
-      </w:r>
-      <w:proofErr w:type="spellStart"/>
-      <w:r>
-        <w:rPr>
-          <w:rFonts w:asciiTheme="minorBidi" w:hAnsiTheme="minorBidi" w:cs="AL-Mohanad Bold"/>
-          <w:color w:val="000000" w:themeColor="text1"/>
-          <w:sz w:val="32"/>
-          <w:szCs w:val="32"/>
-          <w:rtl/>
-        </w:rPr>
-        <w:t>والمتهجة</w:t>
-      </w:r>
-      <w:proofErr w:type="spellEnd"/>
-      <w:r>
-        <w:rPr>
-          <w:rFonts w:asciiTheme="minorBidi" w:hAnsiTheme="minorBidi" w:cs="AL-Mohanad Bold"/>
-          <w:color w:val="000000" w:themeColor="text1"/>
-          <w:sz w:val="32"/>
-          <w:szCs w:val="32"/>
-          <w:rtl/>
-        </w:rPr>
-        <w:t xml:space="preserve"> الى </w:t>
+        <w:t xml:space="preserve">) والمتهجة الى </w:t>
       </w:r>
       <w:r>
         <w:rPr>
@@ -456,9 +413,18 @@
           <w:szCs w:val="32"/>
           <w:rtl/>
         </w:rPr>
-        <w:t xml:space="preserve">مرفق لسعادتكم تقرير الرحلات قبل الالغاء </w:t>
-      </w:r>
-      <w:proofErr w:type="gramStart"/>
+        <w:t>مرفق لسعادتكم تقرير الرحلات قبل الالغاء (</w:t>
+      </w:r>
+      <w:r>
+        <w:rPr>
+          <w:rFonts w:asciiTheme="minorBidi" w:hAnsiTheme="minorBidi" w:cs="AL-Mohanad Bold" w:hint="cs"/>
+          <w:color w:val="000000" w:themeColor="text1"/>
+          <w:sz w:val="32"/>
+          <w:szCs w:val="32"/>
+          <w:rtl/>
+        </w:rPr>
+        <w:t xml:space="preserve"> </w:t>
+      </w:r>
       <w:r>
         <w:rPr>
           <w:rFonts w:asciiTheme="minorBidi" w:hAnsiTheme="minorBidi" w:cs="AL-Mohanad Bold"/>
@@ -467,38 +433,7 @@
           <w:szCs w:val="32"/>
           <w:rtl/>
         </w:rPr>
-        <w:t>(</w:t>
-      </w:r>
-      <w:r>
-        <w:rPr>
-          <w:rFonts w:asciiTheme="minorBidi" w:hAnsiTheme="minorBidi" w:cs="AL-Mohanad Bold" w:hint="cs"/>
-          <w:color w:val="000000" w:themeColor="text1"/>
-          <w:sz w:val="32"/>
-          <w:szCs w:val="32"/>
-          <w:rtl/>
-        </w:rPr>
-        <w:t xml:space="preserve"> </w:t>
-      </w:r>
-      <w:r>
-        <w:rPr>
-          <w:rFonts w:asciiTheme="minorBidi" w:hAnsiTheme="minorBidi" w:cs="AL-Mohanad Bold"/>
-          <w:color w:val="000000" w:themeColor="text1"/>
-          <w:sz w:val="32"/>
-          <w:szCs w:val="32"/>
-          <w:rtl/>
-        </w:rPr>
-        <w:t>)</w:t>
-      </w:r>
-      <w:proofErr w:type="gramEnd"/>
-      <w:r>
-        <w:rPr>
-          <w:rFonts w:asciiTheme="minorBidi" w:hAnsiTheme="minorBidi" w:cs="AL-Mohanad Bold"/>
-          <w:color w:val="000000" w:themeColor="text1"/>
-          <w:sz w:val="32"/>
-          <w:szCs w:val="32"/>
-          <w:rtl/>
-        </w:rPr>
-        <w:t xml:space="preserve"> راكباً</w:t>
+        <w:t>) راكباً</w:t>
       </w:r>
       <w:r>
         <w:rPr>
@@ -602,33 +537,7 @@
           <w:szCs w:val="32"/>
           <w:rtl/>
         </w:rPr>
-        <w:t xml:space="preserve">هذا ما لزم الرفع به لسعادتكم بأمل الاطلاع </w:t>
-      </w:r>
-      <w:proofErr w:type="gramStart"/>
-      <w:r>
-        <w:rPr>
-          <w:rFonts w:asciiTheme="minorBidi" w:hAnsiTheme="minorBidi" w:cs="AL-Mateen"/>
-          <w:b/>
-          <w:bCs/>
-          <w:color w:val="000000" w:themeColor="text1"/>
-          <w:sz w:val="32"/>
-          <w:szCs w:val="32"/>
-          <w:rtl/>
-        </w:rPr>
-        <w:t>والإحاطة ،</w:t>
-      </w:r>
-      <w:proofErr w:type="gramEnd"/>
-      <w:r>
-        <w:rPr>
-          <w:rFonts w:asciiTheme="minorBidi" w:hAnsiTheme="minorBidi" w:cs="AL-Mateen"/>
-          <w:b/>
-          <w:bCs/>
-          <w:color w:val="000000" w:themeColor="text1"/>
-          <w:sz w:val="32"/>
-          <w:szCs w:val="32"/>
-          <w:rtl/>
-        </w:rPr>
-        <w:t xml:space="preserve">،، والسلام عليكم </w:t>
+        <w:t xml:space="preserve">هذا ما لزم الرفع به لسعادتكم بأمل الاطلاع والإحاطة ،،، والسلام عليكم </w:t>
       </w:r>
       <w:r>
         <w:rPr>
@@ -704,20 +613,7 @@
                 <w:szCs w:val="36"/>
                 <w:rtl/>
               </w:rPr>
-              <w:t xml:space="preserve">رئيس مناوبة </w:t>
-            </w:r>
-            <w:proofErr w:type="gramStart"/>
-            <w:r>
-              <w:rPr>
-                <w:rFonts w:asciiTheme="minorBidi" w:hAnsiTheme="minorBidi" w:cs="AL-Mateen"/>
-                <w:b/>
-                <w:bCs/>
-                <w:color w:val="000000" w:themeColor="text1"/>
-                <w:sz w:val="36"/>
-                <w:szCs w:val="36"/>
-                <w:rtl/>
-              </w:rPr>
-              <w:t>(</w:t>
+              <w:t>رئيس مناوبة (</w:t>
             </w:r>
             <w:r>
               <w:rPr>
@@ -755,20 +651,7 @@
                 <w:szCs w:val="36"/>
                 <w:rtl/>
               </w:rPr>
-              <w:t>)</w:t>
-            </w:r>
-            <w:proofErr w:type="gramEnd"/>
-            <w:r>
-              <w:rPr>
-                <w:rFonts w:asciiTheme="minorBidi" w:hAnsiTheme="minorBidi" w:cs="AL-Mateen"/>
-                <w:b/>
-                <w:bCs/>
-                <w:color w:val="000000" w:themeColor="text1"/>
-                <w:sz w:val="36"/>
-                <w:szCs w:val="36"/>
-                <w:rtl/>
-              </w:rPr>
-              <w:t xml:space="preserve"> مغادرة (</w:t>
+              <w:t>) مغادرة (</w:t>
             </w:r>
             <w:r>
               <w:rPr>
@@ -811,7 +694,7 @@
             <w:pPr>
               <w:jc w:val="right"/>
               <w:rPr>
-                <w:rFonts w:asciiTheme="minorBidi" w:hAnsiTheme="minorBidi" w:cs="AL-Mateen" w:hint="cs"/>
+                <w:rFonts w:asciiTheme="minorBidi" w:hAnsiTheme="minorBidi" w:cs="AL-Mateen"/>
                 <w:b/>
                 <w:bCs/>
                 <w:color w:val="000000" w:themeColor="text1"/>
@@ -871,7 +754,7 @@
           <w:p>
             <w:pPr>
               <w:rPr>
-                <w:rFonts w:asciiTheme="minorBidi" w:hAnsiTheme="minorBidi" w:cs="AL-Mateen" w:hint="cs"/>
+                <w:rFonts w:asciiTheme="minorBidi" w:hAnsiTheme="minorBidi" w:cs="AL-Mateen"/>
                 <w:b/>
                 <w:bCs/>
                 <w:color w:val="000000" w:themeColor="text1"/>
@@ -1006,7 +889,7 @@
 </file>
 
 <file path=word/endnotes.xml><?xml version="1.0" encoding="utf-8"?>
-<w:endnotes xmlns:wpc="http://schemas.microsoft.com/office/word/2010/wordprocessingCanvas" xmlns:cx="http://schemas.microsoft.com/office/drawing/2014/chartex" xmlns:cx1="http://schemas.microsoft.com/office/drawing/2015/9/8/chartex" xmlns:cx2="http://schemas.microsoft.com/office/drawing/2015/10/21/chartex" xmlns:cx3="http://schemas.microsoft.com/office/drawing/2016/5/9/chartex" xmlns:cx4="http://schemas.microsoft.com/office/drawing/2016/5/10/chartex" xmlns:cx5="http://schemas.microsoft.com/office/drawing/2016/5/11/chartex" xmlns:cx6="http://schemas.microsoft.com/office/drawing/2016/5/12/chartex" xmlns:cx7="http://schemas.microsoft.com/office/drawing/2016/5/13/chartex" xmlns:cx8="http://schemas.microsoft.com/office/drawing/2016/5/14/chartex" xmlns:mc="http://schemas.openxmlformats.org/markup-compatibility/2006" xmlns:aink="http://schemas.microsoft.com/office/drawing/2016/ink" xmlns:am3d="http://schemas.microsoft.com/office/drawing/2017/model3d" xmlns:o="urn:schemas-microsoft-com:office:office" xmlns:oel="http://schemas.microsoft.com/office/2019/extlst" xmlns:r="http://schemas.openxmlformats.org/officeDocument/2006/relationships" xmlns:m="http://schemas.openxmlformats.org/officeDocument/2006/math" xmlns:v="urn:schemas-microsoft-com:vml" xmlns:wp14="http://schemas.microsoft.com/office/word/2010/wordprocessingDrawing" xmlns:wp="http://schemas.openxmlformats.org/drawingml/2006/wordprocessingDrawing" xmlns:w10="urn:schemas-microsoft-com:office:word" xmlns:w="http://schemas.openxmlformats.org/wordprocessingml/2006/main" xmlns:w14="http://schemas.microsoft.com/office/word/2010/wordml" xmlns:w15="http://schemas.microsoft.com/office/word/2012/wordml" xmlns:w16cex="http://schemas.microsoft.com/office/word/2018/wordml/cex" xmlns:w16cid="http://schemas.microsoft.com/office/word/2016/wordml/cid" xmlns:w16="http://schemas.microsoft.com/office/word/2018/wordml" xmlns:w16du="http://schemas.microsoft.com/office/word/2023/wordml/word16du" xmlns:w16sdtdh="http://schemas.microsoft.com/office/word/2020/wordml/sdtdatahash" xmlns:w16se="http://schemas.microsoft.com/office/word/2015/wordml/symex" xmlns:wpg="http://schemas.microsoft.com/office/word/2010/wordprocessingGroup" xmlns:wpi="http://schemas.microsoft.com/office/word/2010/wordprocessingInk" xmlns:wne="http://schemas.microsoft.com/office/word/2006/wordml" xmlns:wps="http://schemas.microsoft.com/office/word/2010/wordprocessingShape" mc:Ignorable="w14 w15 w16se w16cid w16 w16cex w16sdtdh w16du wp14">
+<w:endnotes xmlns:wpc="http://schemas.microsoft.com/office/word/2010/wordprocessingCanvas" xmlns:cx="http://schemas.microsoft.com/office/drawing/2014/chartex" xmlns:cx1="http://schemas.microsoft.com/office/drawing/2015/9/8/chartex" xmlns:cx2="http://schemas.microsoft.com/office/drawing/2015/10/21/chartex" xmlns:cx3="http://schemas.microsoft.com/office/drawing/2016/5/9/chartex" xmlns:cx4="http://schemas.microsoft.com/office/drawing/2016/5/10/chartex" xmlns:cx5="http://schemas.microsoft.com/office/drawing/2016/5/11/chartex" xmlns:cx6="http://schemas.microsoft.com/office/drawing/2016/5/12/chartex" xmlns:cx7="http://schemas.microsoft.com/office/drawing/2016/5/13/chartex" xmlns:cx8="http://schemas.microsoft.com/office/drawing/2016/5/14/chartex" xmlns:mc="http://schemas.openxmlformats.org/markup-compatibility/2006" xmlns:aink="http://schemas.microsoft.com/office/drawing/2016/ink" xmlns:am3d="http://schemas.microsoft.com/office/drawing/2017/model3d" xmlns:o="urn:schemas-microsoft-com:office:office" xmlns:oel="http://schemas.microsoft.com/office/2019/extlst" xmlns:r="http://schemas.openxmlformats.org/officeDocument/2006/relationships" xmlns:m="http://schemas.openxmlformats.org/officeDocument/2006/math" xmlns:v="urn:schemas-microsoft-com:vml" xmlns:wp14="http://schemas.microsoft.com/office/word/2010/wordprocessingDrawing" xmlns:wp="http://schemas.openxmlformats.org/drawingml/2006/wordprocessingDrawing" xmlns:w10="urn:schemas-microsoft-com:office:word" xmlns:w="http://schemas.openxmlformats.org/wordprocessingml/2006/main" xmlns:w14="http://schemas.microsoft.com/office/word/2010/wordml" xmlns:w15="http://schemas.microsoft.com/office/word/2012/wordml" xmlns:w16cex="http://schemas.microsoft.com/office/word/2018/wordml/cex" xmlns:w16cid="http://schemas.microsoft.com/office/word/2016/wordml/cid" xmlns:w16="http://schemas.microsoft.com/office/word/2018/wordml" xmlns:w16du="http://schemas.microsoft.com/office/word/2023/wordml/word16du" xmlns:w16sdtdh="http://schemas.microsoft.com/office/word/2020/wordml/sdtdatahash" xmlns:w16sdtfl="http://schemas.microsoft.com/office/word/2024/wordml/sdtformatlock" xmlns:w16se="http://schemas.microsoft.com/office/word/2015/wordml/symex" xmlns:wpg="http://schemas.microsoft.com/office/word/2010/wordprocessingGroup" xmlns:wpi="http://schemas.microsoft.com/office/word/2010/wordprocessingInk" xmlns:wne="http://schemas.microsoft.com/office/word/2006/wordml" xmlns:wps="http://schemas.microsoft.com/office/word/2010/wordprocessingShape" mc:Ignorable="w14 w15 w16se w16cid w16 w16cex w16sdtdh w16sdtfl w16du wp14">
   <w:endnote w:type="separator" w:id="-1">
     <w:p>
       <w:pPr>
@@ -1031,7 +914,7 @@
 </file>
 
 <file path=word/footer1.xml><?xml version="1.0" encoding="utf-8"?>
-<w:ftr xmlns:wpc="http://schemas.microsoft.com/office/word/2010/wordprocessingCanvas" xmlns:cx="http://schemas.microsoft.com/office/drawing/2014/chartex" xmlns:cx1="http://schemas.microsoft.com/office/drawing/2015/9/8/chartex" xmlns:cx2="http://schemas.microsoft.com/office/drawing/2015/10/21/chartex" xmlns:cx3="http://schemas.microsoft.com/office/drawing/2016/5/9/chartex" xmlns:cx4="http://schemas.microsoft.com/office/drawing/2016/5/10/chartex" xmlns:cx5="http://schemas.microsoft.com/office/drawing/2016/5/11/chartex" xmlns:cx6="http://schemas.microsoft.com/office/drawing/2016/5/12/chartex" xmlns:cx7="http://schemas.microsoft.com/office/drawing/2016/5/13/chartex" xmlns:cx8="http://schemas.microsoft.com/office/drawing/2016/5/14/chartex" xmlns:mc="http://schemas.openxmlformats.org/markup-compatibility/2006" xmlns:aink="http://schemas.microsoft.com/office/drawing/2016/ink" xmlns:am3d="http://schemas.microsoft.com/office/drawing/2017/model3d" xmlns:o="urn:schemas-microsoft-com:office:office" xmlns:oel="http://schemas.microsoft.com/office/2019/extlst" xmlns:r="http://schemas.openxmlformats.org/officeDocument/2006/relationships" xmlns:m="http://schemas.openxmlformats.org/officeDocument/2006/math" xmlns:v="urn:schemas-microsoft-com:vml" xmlns:wp14="http://schemas.microsoft.com/office/word/2010/wordprocessingDrawing" xmlns:wp="http://schemas.openxmlformats.org/drawingml/2006/wordprocessingDrawing" xmlns:w10="urn:schemas-microsoft-com:office:word" xmlns:w="http://schemas.openxmlformats.org/wordprocessingml/2006/main" xmlns:w14="http://schemas.microsoft.com/office/word/2010/wordml" xmlns:w15="http://schemas.microsoft.com/office/word/2012/wordml" xmlns:w16cex="http://schemas.microsoft.com/office/word/2018/wordml/cex" xmlns:w16cid="http://schemas.microsoft.com/office/word/2016/wordml/cid" xmlns:w16="http://schemas.microsoft.com/office/word/2018/wordml" xmlns:w16du="http://schemas.microsoft.com/office/word/2023/wordml/word16du" xmlns:w16sdtdh="http://schemas.microsoft.com/office/word/2020/wordml/sdtdatahash" xmlns:w16se="http://schemas.microsoft.com/office/word/2015/wordml/symex" xmlns:wpg="http://schemas.microsoft.com/office/word/2010/wordprocessingGroup" xmlns:wpi="http://schemas.microsoft.com/office/word/2010/wordprocessingInk" xmlns:wne="http://schemas.microsoft.com/office/word/2006/wordml" xmlns:wps="http://schemas.microsoft.com/office/word/2010/wordprocessingShape" mc:Ignorable="w14 w15 w16se w16cid w16 w16cex w16sdtdh w16du wp14">
+<w:ftr xmlns:wpc="http://schemas.microsoft.com/office/word/2010/wordprocessingCanvas" xmlns:cx="http://schemas.microsoft.com/office/drawing/2014/chartex" xmlns:cx1="http://schemas.microsoft.com/office/drawing/2015/9/8/chartex" xmlns:cx2="http://schemas.microsoft.com/office/drawing/2015/10/21/chartex" xmlns:cx3="http://schemas.microsoft.com/office/drawing/2016/5/9/chartex" xmlns:cx4="http://schemas.microsoft.com/office/drawing/2016/5/10/chartex" xmlns:cx5="http://schemas.microsoft.com/office/drawing/2016/5/11/chartex" xmlns:cx6="http://schemas.microsoft.com/office/drawing/2016/5/12/chartex" xmlns:cx7="http://schemas.microsoft.com/office/drawing/2016/5/13/chartex" xmlns:cx8="http://schemas.microsoft.com/office/drawing/2016/5/14/chartex" xmlns:mc="http://schemas.openxmlformats.org/markup-compatibility/2006" xmlns:aink="http://schemas.microsoft.com/office/drawing/2016/ink" xmlns:am3d="http://schemas.microsoft.com/office/drawing/2017/model3d" xmlns:o="urn:schemas-microsoft-com:office:office" xmlns:oel="http://schemas.microsoft.com/office/2019/extlst" xmlns:r="http://schemas.openxmlformats.org/officeDocument/2006/relationships" xmlns:m="http://schemas.openxmlformats.org/officeDocument/2006/math" xmlns:v="urn:schemas-microsoft-com:vml" xmlns:wp14="http://schemas.microsoft.com/office/word/2010/wordprocessingDrawing" xmlns:wp="http://schemas.openxmlformats.org/drawingml/2006/wordprocessingDrawing" xmlns:w10="urn:schemas-microsoft-com:office:word" xmlns:w="http://schemas.openxmlformats.org/wordprocessingml/2006/main" xmlns:w14="http://schemas.microsoft.com/office/word/2010/wordml" xmlns:w15="http://schemas.microsoft.com/office/word/2012/wordml" xmlns:w16cex="http://schemas.microsoft.com/office/word/2018/wordml/cex" xmlns:w16cid="http://schemas.microsoft.com/office/word/2016/wordml/cid" xmlns:w16="http://schemas.microsoft.com/office/word/2018/wordml" xmlns:w16du="http://schemas.microsoft.com/office/word/2023/wordml/word16du" xmlns:w16sdtdh="http://schemas.microsoft.com/office/word/2020/wordml/sdtdatahash" xmlns:w16sdtfl="http://schemas.microsoft.com/office/word/2024/wordml/sdtformatlock" xmlns:w16se="http://schemas.microsoft.com/office/word/2015/wordml/symex" xmlns:wpg="http://schemas.microsoft.com/office/word/2010/wordprocessingGroup" xmlns:wpi="http://schemas.microsoft.com/office/word/2010/wordprocessingInk" xmlns:wne="http://schemas.microsoft.com/office/word/2006/wordml" xmlns:wps="http://schemas.microsoft.com/office/word/2010/wordprocessingShape" mc:Ignorable="w14 w15 w16se w16cid w16 w16cex w16sdtdh w16sdtfl w16du wp14">
   <w:p>
     <w:pPr>
       <w:pStyle w:val="ab"/>
@@ -1046,7 +929,6 @@
         <w:bCs/>
       </w:rPr>
     </w:pPr>
-    <w:proofErr w:type="gramStart"/>
     <w:r>
       <w:rPr>
         <w:rFonts w:cs="AL-Mohanad Bold" w:hint="cs"/>
@@ -1054,17 +936,7 @@
         <w:bCs/>
         <w:rtl/>
       </w:rPr>
-      <w:t>الـرقــم :</w:t>
-    </w:r>
-    <w:proofErr w:type="gramEnd"/>
-    <w:r>
-      <w:rPr>
-        <w:rFonts w:cs="AL-Mohanad Bold" w:hint="cs"/>
-        <w:b/>
-        <w:bCs/>
-        <w:rtl/>
-      </w:rPr>
-      <w:t xml:space="preserve">  </w:t>
+      <w:t xml:space="preserve">الـرقــم :  </w:t>
     </w:r>
     <w:r>
       <w:rPr>
@@ -1096,7 +968,7 @@
 </file>
 
 <file path=word/footnotes.xml><?xml version="1.0" encoding="utf-8"?>
-<w:footnotes xmlns:wpc="http://schemas.microsoft.com/office/word/2010/wordprocessingCanvas" xmlns:cx="http://schemas.microsoft.com/office/drawing/2014/chartex" xmlns:cx1="http://schemas.microsoft.com/office/drawing/2015/9/8/chartex" xmlns:cx2="http://schemas.microsoft.com/office/drawing/2015/10/21/chartex" xmlns:cx3="http://schemas.microsoft.com/office/drawing/2016/5/9/chartex" xmlns:cx4="http://schemas.microsoft.com/office/drawing/2016/5/10/chartex" xmlns:cx5="http://schemas.microsoft.com/office/drawing/2016/5/11/chartex" xmlns:cx6="http://schemas.microsoft.com/office/drawing/2016/5/12/chartex" xmlns:cx7="http://schemas.microsoft.com/office/drawing/2016/5/13/chartex" xmlns:cx8="http://schemas.microsoft.com/office/drawing/2016/5/14/chartex" xmlns:mc="http://schemas.openxmlformats.org/markup-compatibility/2006" xmlns:aink="http://schemas.microsoft.com/office/drawing/2016/ink" xmlns:am3d="http://schemas.microsoft.com/office/drawing/2017/model3d" xmlns:o="urn:schemas-microsoft-com:office:office" xmlns:oel="http://schemas.microsoft.com/office/2019/extlst" xmlns:r="http://schemas.openxmlformats.org/officeDocument/2006/relationships" xmlns:m="http://schemas.openxmlformats.org/officeDocument/2006/math" xmlns:v="urn:schemas-microsoft-com:vml" xmlns:wp14="http://schemas.microsoft.com/office/word/2010/wordprocessingDrawing" xmlns:wp="http://schemas.openxmlformats.org/drawingml/2006/wordprocessingDrawing" xmlns:w10="urn:schemas-microsoft-com:office:word" xmlns:w="http://schemas.openxmlformats.org/wordprocessingml/2006/main" xmlns:w14="http://schemas.microsoft.com/office/word/2010/wordml" xmlns:w15="http://schemas.microsoft.com/office/word/2012/wordml" xmlns:w16cex="http://schemas.microsoft.com/office/word/2018/wordml/cex" xmlns:w16cid="http://schemas.microsoft.com/office/word/2016/wordml/cid" xmlns:w16="http://schemas.microsoft.com/office/word/2018/wordml" xmlns:w16du="http://schemas.microsoft.com/office/word/2023/wordml/word16du" xmlns:w16sdtdh="http://schemas.microsoft.com/office/word/2020/wordml/sdtdatahash" xmlns:w16se="http://schemas.microsoft.com/office/word/2015/wordml/symex" xmlns:wpg="http://schemas.microsoft.com/office/word/2010/wordprocessingGroup" xmlns:wpi="http://schemas.microsoft.com/office/word/2010/wordprocessingInk" xmlns:wne="http://schemas.microsoft.com/office/word/2006/wordml" xmlns:wps="http://schemas.microsoft.com/office/word/2010/wordprocessingShape" mc:Ignorable="w14 w15 w16se w16cid w16 w16cex w16sdtdh w16du wp14">
+<w:footnotes xmlns:wpc="http://schemas.microsoft.com/office/word/2010/wordprocessingCanvas" xmlns:cx="http://schemas.microsoft.com/office/drawing/2014/chartex" xmlns:cx1="http://schemas.microsoft.com/office/drawing/2015/9/8/chartex" xmlns:cx2="http://schemas.microsoft.com/office/drawing/2015/10/21/chartex" xmlns:cx3="http://schemas.microsoft.com/office/drawing/2016/5/9/chartex" xmlns:cx4="http://schemas.microsoft.com/office/drawing/2016/5/10/chartex" xmlns:cx5="http://schemas.microsoft.com/office/drawing/2016/5/11/chartex" xmlns:cx6="http://schemas.microsoft.com/office/drawing/2016/5/12/chartex" xmlns:cx7="http://schemas.microsoft.com/office/drawing/2016/5/13/chartex" xmlns:cx8="http://schemas.microsoft.com/office/drawing/2016/5/14/chartex" xmlns:mc="http://schemas.openxmlformats.org/markup-compatibility/2006" xmlns:aink="http://schemas.microsoft.com/office/drawing/2016/ink" xmlns:am3d="http://schemas.microsoft.com/office/drawing/2017/model3d" xmlns:o="urn:schemas-microsoft-com:office:office" xmlns:oel="http://schemas.microsoft.com/office/2019/extlst" xmlns:r="http://schemas.openxmlformats.org/officeDocument/2006/relationships" xmlns:m="http://schemas.openxmlformats.org/officeDocument/2006/math" xmlns:v="urn:schemas-microsoft-com:vml" xmlns:wp14="http://schemas.microsoft.com/office/word/2010/wordprocessingDrawing" xmlns:wp="http://schemas.openxmlformats.org/drawingml/2006/wordprocessingDrawing" xmlns:w10="urn:schemas-microsoft-com:office:word" xmlns:w="http://schemas.openxmlformats.org/wordprocessingml/2006/main" xmlns:w14="http://schemas.microsoft.com/office/word/2010/wordml" xmlns:w15="http://schemas.microsoft.com/office/word/2012/wordml" xmlns:w16cex="http://schemas.microsoft.com/office/word/2018/wordml/cex" xmlns:w16cid="http://schemas.microsoft.com/office/word/2016/wordml/cid" xmlns:w16="http://schemas.microsoft.com/office/word/2018/wordml" xmlns:w16du="http://schemas.microsoft.com/office/word/2023/wordml/word16du" xmlns:w16sdtdh="http://schemas.microsoft.com/office/word/2020/wordml/sdtdatahash" xmlns:w16sdtfl="http://schemas.microsoft.com/office/word/2024/wordml/sdtformatlock" xmlns:w16se="http://schemas.microsoft.com/office/word/2015/wordml/symex" xmlns:wpg="http://schemas.microsoft.com/office/word/2010/wordprocessingGroup" xmlns:wpi="http://schemas.microsoft.com/office/word/2010/wordprocessingInk" xmlns:wne="http://schemas.microsoft.com/office/word/2006/wordml" xmlns:wps="http://schemas.microsoft.com/office/word/2010/wordprocessingShape" mc:Ignorable="w14 w15 w16se w16cid w16 w16cex w16sdtdh w16sdtfl w16du wp14">
   <w:footnote w:type="separator" w:id="-1">
     <w:p>
       <w:pPr>
@@ -1121,7 +993,7 @@
 </file>
 
 <file path=word/header1.xml><?xml version="1.0" encoding="utf-8"?>
-<w:hdr xmlns:wpc="http://schemas.microsoft.com/office/word/2010/wordprocessingCanvas" xmlns:cx="http://schemas.microsoft.com/office/drawing/2014/chartex" xmlns:cx1="http://schemas.microsoft.com/office/drawing/2015/9/8/chartex" xmlns:cx2="http://schemas.microsoft.com/office/drawing/2015/10/21/chartex" xmlns:cx3="http://schemas.microsoft.com/office/drawing/2016/5/9/chartex" xmlns:cx4="http://schemas.microsoft.com/office/drawing/2016/5/10/chartex" xmlns:cx5="http://schemas.microsoft.com/office/drawing/2016/5/11/chartex" xmlns:cx6="http://schemas.microsoft.com/office/drawing/2016/5/12/chartex" xmlns:cx7="http://schemas.microsoft.com/office/drawing/2016/5/13/chartex" xmlns:cx8="http://schemas.microsoft.com/office/drawing/2016/5/14/chartex" xmlns:mc="http://schemas.openxmlformats.org/markup-compatibility/2006" xmlns:aink="http://schemas.microsoft.com/office/drawing/2016/ink" xmlns:am3d="http://schemas.microsoft.com/office/drawing/2017/model3d" xmlns:o="urn:schemas-microsoft-com:office:office" xmlns:oel="http://schemas.microsoft.com/office/2019/extlst" xmlns:r="http://schemas.openxmlformats.org/officeDocument/2006/relationships" xmlns:m="http://schemas.openxmlformats.org/officeDocument/2006/math" xmlns:v="urn:schemas-microsoft-com:vml" xmlns:wp14="http://schemas.microsoft.com/office/word/2010/wordprocessingDrawing" xmlns:wp="http://schemas.openxmlformats.org/drawingml/2006/wordprocessingDrawing" xmlns:w10="urn:schemas-microsoft-com:office:word" xmlns:w="http://schemas.openxmlformats.org/wordprocessingml/2006/main" xmlns:w14="http://schemas.microsoft.com/office/word/2010/wordml" xmlns:w15="http://schemas.microsoft.com/office/word/2012/wordml" xmlns:w16cex="http://schemas.microsoft.com/office/word/2018/wordml/cex" xmlns:w16cid="http://schemas.microsoft.com/office/word/2016/wordml/cid" xmlns:w16="http://schemas.microsoft.com/office/word/2018/wordml" xmlns:w16du="http://schemas.microsoft.com/office/word/2023/wordml/word16du" xmlns:w16sdtdh="http://schemas.microsoft.com/office/word/2020/wordml/sdtdatahash" xmlns:w16se="http://schemas.microsoft.com/office/word/2015/wordml/symex" xmlns:wpg="http://schemas.microsoft.com/office/word/2010/wordprocessingGroup" xmlns:wpi="http://schemas.microsoft.com/office/word/2010/wordprocessingInk" xmlns:wne="http://schemas.microsoft.com/office/word/2006/wordml" xmlns:wps="http://schemas.microsoft.com/office/word/2010/wordprocessingShape" mc:Ignorable="w14 w15 w16se w16cid w16 w16cex w16sdtdh w16du wp14">
+<w:hdr xmlns:wpc="http://schemas.microsoft.com/office/word/2010/wordprocessingCanvas" xmlns:cx="http://schemas.microsoft.com/office/drawing/2014/chartex" xmlns:cx1="http://schemas.microsoft.com/office/drawing/2015/9/8/chartex" xmlns:cx2="http://schemas.microsoft.com/office/drawing/2015/10/21/chartex" xmlns:cx3="http://schemas.microsoft.com/office/drawing/2016/5/9/chartex" xmlns:cx4="http://schemas.microsoft.com/office/drawing/2016/5/10/chartex" xmlns:cx5="http://schemas.microsoft.com/office/drawing/2016/5/11/chartex" xmlns:cx6="http://schemas.microsoft.com/office/drawing/2016/5/12/chartex" xmlns:cx7="http://schemas.microsoft.com/office/drawing/2016/5/13/chartex" xmlns:cx8="http://schemas.microsoft.com/office/drawing/2016/5/14/chartex" xmlns:mc="http://schemas.openxmlformats.org/markup-compatibility/2006" xmlns:aink="http://schemas.microsoft.com/office/drawing/2016/ink" xmlns:am3d="http://schemas.microsoft.com/office/drawing/2017/model3d" xmlns:o="urn:schemas-microsoft-com:office:office" xmlns:oel="http://schemas.microsoft.com/office/2019/extlst" xmlns:r="http://schemas.openxmlformats.org/officeDocument/2006/relationships" xmlns:m="http://schemas.openxmlformats.org/officeDocument/2006/math" xmlns:v="urn:schemas-microsoft-com:vml" xmlns:wp14="http://schemas.microsoft.com/office/word/2010/wordprocessingDrawing" xmlns:wp="http://schemas.openxmlformats.org/drawingml/2006/wordprocessingDrawing" xmlns:w10="urn:schemas-microsoft-com:office:word" xmlns:w="http://schemas.openxmlformats.org/wordprocessingml/2006/main" xmlns:w14="http://schemas.microsoft.com/office/word/2010/wordml" xmlns:w15="http://schemas.microsoft.com/office/word/2012/wordml" xmlns:w16cex="http://schemas.microsoft.com/office/word/2018/wordml/cex" xmlns:w16cid="http://schemas.microsoft.com/office/word/2016/wordml/cid" xmlns:w16="http://schemas.microsoft.com/office/word/2018/wordml" xmlns:w16du="http://schemas.microsoft.com/office/word/2023/wordml/word16du" xmlns:w16sdtdh="http://schemas.microsoft.com/office/word/2020/wordml/sdtdatahash" xmlns:w16sdtfl="http://schemas.microsoft.com/office/word/2024/wordml/sdtformatlock" xmlns:w16se="http://schemas.microsoft.com/office/word/2015/wordml/symex" xmlns:wpg="http://schemas.microsoft.com/office/word/2010/wordprocessingGroup" xmlns:wpi="http://schemas.microsoft.com/office/word/2010/wordprocessingInk" xmlns:wne="http://schemas.microsoft.com/office/word/2006/wordml" xmlns:wps="http://schemas.microsoft.com/office/word/2010/wordprocessingShape" mc:Ignorable="w14 w15 w16se w16cid w16 w16cex w16sdtdh w16sdtfl w16du wp14">
   <w:p>
     <w:pPr>
       <w:pStyle w:val="aa"/>
@@ -1485,7 +1357,7 @@
               <v:stroke joinstyle="miter"/>
               <v:path gradientshapeok="t" o:connecttype="rect"/>
             </v:shapetype>
-            <v:shape id="مربع نص 23" o:spid="_x0000_s1026" type="#_x0000_t202" style="position:absolute;margin-left:335.35pt;margin-top:16.1pt;width:123.75pt;height:36.35pt;z-index:251663360;visibility:visible;mso-wrap-style:square;mso-width-percent:0;mso-height-percent:0;mso-wrap-distance-left:9pt;mso-wrap-distance-top:0;mso-wrap-distance-right:9pt;mso-wrap-distance-bottom:0;mso-position-horizontal:absolute;mso-position-horizontal-relative:text;mso-position-vertical:absolute;mso-position-vertical-relative:text;mso-width-percent:0;mso-height-percent:0;mso-width-relative:margin;mso-height-relative:margin;v-text-anchor:top" o:gfxdata="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" filled="f" stroked="f">
+            <v:shape id="مربع نص 23" o:spid="_x0000_s1026" type="#_x0000_t202" style="position:absolute;margin-left:335.35pt;margin-top:16.1pt;width:123.75pt;height:36.35pt;z-index:251663360;visibility:visible;mso-wrap-style:square;mso-width-percent:0;mso-height-percent:0;mso-wrap-distance-left:9pt;mso-wrap-distance-top:0;mso-wrap-distance-right:9pt;mso-wrap-distance-bottom:0;mso-position-horizontal:absolute;mso-position-horizontal-relative:text;mso-position-vertical:absolute;mso-position-vertical-relative:text;mso-width-percent:0;mso-height-percent:0;mso-width-relative:margin;mso-height-relative:margin;v-text-anchor:top" o:gfxdata="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" filled="f" stroked="f">
               <v:textbox>
                 <w:txbxContent>
                   <w:p>
@@ -1618,7 +1490,7 @@
         </mc:Choice>
         <mc:Fallback>
           <w:pict>
-            <v:shape w14:anchorId="77FC4C12" id="مربع نص 22" o:spid="_x0000_s1027" type="#_x0000_t202" style="position:absolute;margin-left:323.3pt;margin-top:37.55pt;width:145.5pt;height:69.55pt;z-index:251664384;visibility:visible;mso-wrap-style:square;mso-width-percent:0;mso-height-percent:0;mso-wrap-distance-left:9pt;mso-wrap-distance-top:0;mso-wrap-distance-right:9pt;mso-wrap-distance-bottom:0;mso-position-horizontal:absolute;mso-position-horizontal-relative:text;mso-position-vertical:absolute;mso-position-vertical-relative:text;mso-width-percent:0;mso-height-percent:0;mso-width-relative:margin;mso-height-relative:margin;v-text-anchor:top" o:gfxdata="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" filled="f" stroked="f">
+            <v:shape w14:anchorId="77FC4C12" id="مربع نص 22" o:spid="_x0000_s1027" type="#_x0000_t202" style="position:absolute;margin-left:323.3pt;margin-top:37.55pt;width:145.5pt;height:69.55pt;z-index:251664384;visibility:visible;mso-wrap-style:square;mso-width-percent:0;mso-height-percent:0;mso-wrap-distance-left:9pt;mso-wrap-distance-top:0;mso-wrap-distance-right:9pt;mso-wrap-distance-bottom:0;mso-position-horizontal:absolute;mso-position-horizontal-relative:text;mso-position-vertical:absolute;mso-position-vertical-relative:text;mso-width-percent:0;mso-height-percent:0;mso-width-relative:margin;mso-height-relative:margin;v-text-anchor:top" o:gfxdata="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" filled="f" stroked="f">
               <v:textbox>
                 <w:txbxContent>
                   <w:p>
@@ -1638,16 +1510,7 @@
                         <w:szCs w:val="36"/>
                         <w:rtl/>
                       </w:rPr>
-                      <w:t xml:space="preserve">المديرية </w:t>
-                    </w:r>
-                    <w:r>
-                      <w:rPr>
-                        <w:rFonts w:cs="Farsi Simple Bold" w:hint="cs"/>
-                        <w:sz w:val="36"/>
-                        <w:szCs w:val="36"/>
-                        <w:rtl/>
-                      </w:rPr>
-                      <w:t>العامة للجوازات</w:t>
+                      <w:t>المديرية العامة للجوازات</w:t>
                     </w:r>
                   </w:p>
                 </w:txbxContent>
@@ -1667,7 +1530,7 @@
 </file>
 
 <file path=word/styles.xml><?xml version="1.0" encoding="utf-8"?>
-<w:styles xmlns:mc="http://schemas.openxmlformats.org/markup-compatibility/2006" xmlns:r="http://schemas.openxmlformats.org/officeDocument/2006/relationships" xmlns:w="http://schemas.openxmlformats.org/wordprocessingml/2006/main" xmlns:w14="http://schemas.microsoft.com/office/word/2010/wordml" xmlns:w15="http://schemas.microsoft.com/office/word/2012/wordml" xmlns:w16cex="http://schemas.microsoft.com/office/word/2018/wordml/cex" xmlns:w16cid="http://schemas.microsoft.com/office/word/2016/wordml/cid" xmlns:w16="http://schemas.microsoft.com/office/word/2018/wordml" xmlns:w16du="http://schemas.microsoft.com/office/word/2023/wordml/word16du" xmlns:w16sdtdh="http://schemas.microsoft.com/office/word/2020/wordml/sdtdatahash" xmlns:w16se="http://schemas.microsoft.com/office/word/2015/wordml/symex" mc:Ignorable="w14 w15 w16se w16cid w16 w16cex w16sdtdh w16du">
+<w:styles xmlns:mc="http://schemas.openxmlformats.org/markup-compatibility/2006" xmlns:r="http://schemas.openxmlformats.org/officeDocument/2006/relationships" xmlns:w="http://schemas.openxmlformats.org/wordprocessingml/2006/main" xmlns:w14="http://schemas.microsoft.com/office/word/2010/wordml" xmlns:w15="http://schemas.microsoft.com/office/word/2012/wordml" xmlns:w16cex="http://schemas.microsoft.com/office/word/2018/wordml/cex" xmlns:w16cid="http://schemas.microsoft.com/office/word/2016/wordml/cid" xmlns:w16="http://schemas.microsoft.com/office/word/2018/wordml" xmlns:w16du="http://schemas.microsoft.com/office/word/2023/wordml/word16du" xmlns:w16sdtdh="http://schemas.microsoft.com/office/word/2020/wordml/sdtdatahash" xmlns:w16sdtfl="http://schemas.microsoft.com/office/word/2024/wordml/sdtformatlock" xmlns:w16se="http://schemas.microsoft.com/office/word/2015/wordml/symex" mc:Ignorable="w14 w15 w16se w16cid w16 w16cex w16sdtdh w16sdtfl w16du">
   <w:docDefaults>
     <w:rPrDefault>
       <w:rPr>
@@ -2285,7 +2148,6 @@
   <w:style w:type="character" w:default="1" w:styleId="a0">
     <w:name w:val="Default Paragraph Font"/>
     <w:uiPriority w:val="1"/>
-    <w:semiHidden/>
     <w:unhideWhenUsed/>
   </w:style>
   <w:style w:type="table" w:default="1" w:styleId="a1">
